--- a/Текстовые документы/Анализ предметной области.docx
+++ b/Текстовые документы/Анализ предметной области.docx
@@ -61,6 +61,7 @@
           <w:rFonts w:ascii="Times New Roman" w:hAnsi="Times New Roman" w:cs="Times New Roman"/>
           <w:b/>
           <w:bCs/>
+          <w:color w:val="70AD47" w:themeColor="accent6"/>
           <w:sz w:val="24"/>
           <w:szCs w:val="24"/>
         </w:rPr>
@@ -70,6 +71,7 @@
           <w:rFonts w:ascii="Times New Roman" w:hAnsi="Times New Roman" w:cs="Times New Roman"/>
           <w:b/>
           <w:bCs/>
+          <w:color w:val="70AD47" w:themeColor="accent6"/>
           <w:sz w:val="24"/>
           <w:szCs w:val="24"/>
         </w:rPr>
@@ -82,13 +84,15 @@
         <w:jc w:val="both"/>
         <w:rPr>
           <w:rFonts w:ascii="Times New Roman" w:hAnsi="Times New Roman" w:cs="Times New Roman"/>
-          <w:sz w:val="24"/>
-          <w:szCs w:val="24"/>
-        </w:rPr>
-      </w:pPr>
-      <w:r>
-        <w:rPr>
-          <w:rFonts w:ascii="Times New Roman" w:hAnsi="Times New Roman" w:cs="Times New Roman"/>
+          <w:color w:val="70AD47" w:themeColor="accent6"/>
+          <w:sz w:val="24"/>
+          <w:szCs w:val="24"/>
+        </w:rPr>
+      </w:pPr>
+      <w:r>
+        <w:rPr>
+          <w:rFonts w:ascii="Times New Roman" w:hAnsi="Times New Roman" w:cs="Times New Roman"/>
+          <w:color w:val="70AD47" w:themeColor="accent6"/>
           <w:sz w:val="24"/>
           <w:szCs w:val="24"/>
         </w:rPr>
@@ -105,13 +109,15 @@
         <w:jc w:val="both"/>
         <w:rPr>
           <w:rFonts w:ascii="Times New Roman" w:hAnsi="Times New Roman" w:cs="Times New Roman"/>
-          <w:sz w:val="24"/>
-          <w:szCs w:val="24"/>
-        </w:rPr>
-      </w:pPr>
-      <w:r>
-        <w:rPr>
-          <w:rFonts w:ascii="Times New Roman" w:hAnsi="Times New Roman" w:cs="Times New Roman"/>
+          <w:color w:val="70AD47" w:themeColor="accent6"/>
+          <w:sz w:val="24"/>
+          <w:szCs w:val="24"/>
+        </w:rPr>
+      </w:pPr>
+      <w:r>
+        <w:rPr>
+          <w:rFonts w:ascii="Times New Roman" w:hAnsi="Times New Roman" w:cs="Times New Roman"/>
+          <w:color w:val="70AD47" w:themeColor="accent6"/>
           <w:sz w:val="24"/>
           <w:szCs w:val="24"/>
         </w:rPr>
@@ -128,13 +134,15 @@
         <w:jc w:val="both"/>
         <w:rPr>
           <w:rFonts w:ascii="Times New Roman" w:hAnsi="Times New Roman" w:cs="Times New Roman"/>
-          <w:sz w:val="24"/>
-          <w:szCs w:val="24"/>
-        </w:rPr>
-      </w:pPr>
-      <w:r>
-        <w:rPr>
-          <w:rFonts w:ascii="Times New Roman" w:hAnsi="Times New Roman" w:cs="Times New Roman"/>
+          <w:color w:val="70AD47" w:themeColor="accent6"/>
+          <w:sz w:val="24"/>
+          <w:szCs w:val="24"/>
+        </w:rPr>
+      </w:pPr>
+      <w:r>
+        <w:rPr>
+          <w:rFonts w:ascii="Times New Roman" w:hAnsi="Times New Roman" w:cs="Times New Roman"/>
+          <w:color w:val="70AD47" w:themeColor="accent6"/>
           <w:sz w:val="24"/>
           <w:szCs w:val="24"/>
         </w:rPr>
@@ -151,13 +159,15 @@
         <w:jc w:val="both"/>
         <w:rPr>
           <w:rFonts w:ascii="Times New Roman" w:hAnsi="Times New Roman" w:cs="Times New Roman"/>
-          <w:sz w:val="24"/>
-          <w:szCs w:val="24"/>
-        </w:rPr>
-      </w:pPr>
-      <w:r>
-        <w:rPr>
-          <w:rFonts w:ascii="Times New Roman" w:hAnsi="Times New Roman" w:cs="Times New Roman"/>
+          <w:color w:val="70AD47" w:themeColor="accent6"/>
+          <w:sz w:val="24"/>
+          <w:szCs w:val="24"/>
+        </w:rPr>
+      </w:pPr>
+      <w:r>
+        <w:rPr>
+          <w:rFonts w:ascii="Times New Roman" w:hAnsi="Times New Roman" w:cs="Times New Roman"/>
+          <w:color w:val="70AD47" w:themeColor="accent6"/>
           <w:sz w:val="24"/>
           <w:szCs w:val="24"/>
         </w:rPr>
@@ -172,6 +182,7 @@
           <w:rFonts w:ascii="Times New Roman" w:hAnsi="Times New Roman" w:cs="Times New Roman"/>
           <w:b/>
           <w:bCs/>
+          <w:color w:val="70AD47" w:themeColor="accent6"/>
           <w:sz w:val="24"/>
           <w:szCs w:val="24"/>
         </w:rPr>
@@ -181,6 +192,7 @@
           <w:rFonts w:ascii="Times New Roman" w:hAnsi="Times New Roman" w:cs="Times New Roman"/>
           <w:b/>
           <w:bCs/>
+          <w:color w:val="70AD47" w:themeColor="accent6"/>
           <w:sz w:val="24"/>
           <w:szCs w:val="24"/>
         </w:rPr>
@@ -193,13 +205,15 @@
         <w:jc w:val="both"/>
         <w:rPr>
           <w:rFonts w:ascii="Times New Roman" w:hAnsi="Times New Roman" w:cs="Times New Roman"/>
-          <w:sz w:val="24"/>
-          <w:szCs w:val="24"/>
-        </w:rPr>
-      </w:pPr>
-      <w:r>
-        <w:rPr>
-          <w:rFonts w:ascii="Times New Roman" w:hAnsi="Times New Roman" w:cs="Times New Roman"/>
+          <w:color w:val="70AD47" w:themeColor="accent6"/>
+          <w:sz w:val="24"/>
+          <w:szCs w:val="24"/>
+        </w:rPr>
+      </w:pPr>
+      <w:r>
+        <w:rPr>
+          <w:rFonts w:ascii="Times New Roman" w:hAnsi="Times New Roman" w:cs="Times New Roman"/>
+          <w:color w:val="70AD47" w:themeColor="accent6"/>
           <w:sz w:val="24"/>
           <w:szCs w:val="24"/>
         </w:rPr>
@@ -260,6 +274,7 @@
           <w:rFonts w:ascii="Times New Roman" w:hAnsi="Times New Roman" w:cs="Times New Roman"/>
           <w:b/>
           <w:bCs/>
+          <w:color w:val="70AD47" w:themeColor="accent6"/>
           <w:sz w:val="24"/>
           <w:szCs w:val="24"/>
         </w:rPr>
@@ -269,6 +284,7 @@
           <w:rFonts w:ascii="Times New Roman" w:hAnsi="Times New Roman" w:cs="Times New Roman"/>
           <w:b/>
           <w:bCs/>
+          <w:color w:val="70AD47" w:themeColor="accent6"/>
           <w:sz w:val="24"/>
           <w:szCs w:val="24"/>
         </w:rPr>
@@ -281,13 +297,15 @@
         <w:jc w:val="both"/>
         <w:rPr>
           <w:rFonts w:ascii="Times New Roman" w:hAnsi="Times New Roman" w:cs="Times New Roman"/>
-          <w:sz w:val="24"/>
-          <w:szCs w:val="24"/>
-        </w:rPr>
-      </w:pPr>
-      <w:r>
-        <w:rPr>
-          <w:rFonts w:ascii="Times New Roman" w:hAnsi="Times New Roman" w:cs="Times New Roman"/>
+          <w:color w:val="70AD47" w:themeColor="accent6"/>
+          <w:sz w:val="24"/>
+          <w:szCs w:val="24"/>
+        </w:rPr>
+      </w:pPr>
+      <w:r>
+        <w:rPr>
+          <w:rFonts w:ascii="Times New Roman" w:hAnsi="Times New Roman" w:cs="Times New Roman"/>
+          <w:color w:val="70AD47" w:themeColor="accent6"/>
           <w:sz w:val="24"/>
           <w:szCs w:val="24"/>
         </w:rPr>
@@ -304,13 +322,15 @@
         <w:jc w:val="both"/>
         <w:rPr>
           <w:rFonts w:ascii="Times New Roman" w:hAnsi="Times New Roman" w:cs="Times New Roman"/>
-          <w:sz w:val="24"/>
-          <w:szCs w:val="24"/>
-        </w:rPr>
-      </w:pPr>
-      <w:r>
-        <w:rPr>
-          <w:rFonts w:ascii="Times New Roman" w:hAnsi="Times New Roman" w:cs="Times New Roman"/>
+          <w:color w:val="70AD47" w:themeColor="accent6"/>
+          <w:sz w:val="24"/>
+          <w:szCs w:val="24"/>
+        </w:rPr>
+      </w:pPr>
+      <w:r>
+        <w:rPr>
+          <w:rFonts w:ascii="Times New Roman" w:hAnsi="Times New Roman" w:cs="Times New Roman"/>
+          <w:color w:val="70AD47" w:themeColor="accent6"/>
           <w:sz w:val="24"/>
           <w:szCs w:val="24"/>
         </w:rPr>
@@ -327,13 +347,15 @@
         <w:jc w:val="both"/>
         <w:rPr>
           <w:rFonts w:ascii="Times New Roman" w:hAnsi="Times New Roman" w:cs="Times New Roman"/>
-          <w:sz w:val="24"/>
-          <w:szCs w:val="24"/>
-        </w:rPr>
-      </w:pPr>
-      <w:r>
-        <w:rPr>
-          <w:rFonts w:ascii="Times New Roman" w:hAnsi="Times New Roman" w:cs="Times New Roman"/>
+          <w:color w:val="70AD47" w:themeColor="accent6"/>
+          <w:sz w:val="24"/>
+          <w:szCs w:val="24"/>
+        </w:rPr>
+      </w:pPr>
+      <w:r>
+        <w:rPr>
+          <w:rFonts w:ascii="Times New Roman" w:hAnsi="Times New Roman" w:cs="Times New Roman"/>
+          <w:color w:val="70AD47" w:themeColor="accent6"/>
           <w:sz w:val="24"/>
           <w:szCs w:val="24"/>
         </w:rPr>
@@ -350,13 +372,15 @@
         <w:jc w:val="both"/>
         <w:rPr>
           <w:rFonts w:ascii="Times New Roman" w:hAnsi="Times New Roman" w:cs="Times New Roman"/>
-          <w:sz w:val="24"/>
-          <w:szCs w:val="24"/>
-        </w:rPr>
-      </w:pPr>
-      <w:r>
-        <w:rPr>
-          <w:rFonts w:ascii="Times New Roman" w:hAnsi="Times New Roman" w:cs="Times New Roman"/>
+          <w:color w:val="70AD47" w:themeColor="accent6"/>
+          <w:sz w:val="24"/>
+          <w:szCs w:val="24"/>
+        </w:rPr>
+      </w:pPr>
+      <w:r>
+        <w:rPr>
+          <w:rFonts w:ascii="Times New Roman" w:hAnsi="Times New Roman" w:cs="Times New Roman"/>
+          <w:color w:val="70AD47" w:themeColor="accent6"/>
           <w:sz w:val="24"/>
           <w:szCs w:val="24"/>
         </w:rPr>
@@ -417,6 +441,7 @@
           <w:rFonts w:ascii="Times New Roman" w:hAnsi="Times New Roman" w:cs="Times New Roman"/>
           <w:b/>
           <w:bCs/>
+          <w:color w:val="70AD47" w:themeColor="accent6"/>
           <w:sz w:val="24"/>
           <w:szCs w:val="24"/>
         </w:rPr>
@@ -426,6 +451,7 @@
           <w:rFonts w:ascii="Times New Roman" w:hAnsi="Times New Roman" w:cs="Times New Roman"/>
           <w:b/>
           <w:bCs/>
+          <w:color w:val="70AD47" w:themeColor="accent6"/>
           <w:sz w:val="24"/>
           <w:szCs w:val="24"/>
         </w:rPr>
@@ -438,13 +464,15 @@
         <w:jc w:val="both"/>
         <w:rPr>
           <w:rFonts w:ascii="Times New Roman" w:hAnsi="Times New Roman" w:cs="Times New Roman"/>
-          <w:sz w:val="24"/>
-          <w:szCs w:val="24"/>
-        </w:rPr>
-      </w:pPr>
-      <w:r>
-        <w:rPr>
-          <w:rFonts w:ascii="Times New Roman" w:hAnsi="Times New Roman" w:cs="Times New Roman"/>
+          <w:color w:val="70AD47" w:themeColor="accent6"/>
+          <w:sz w:val="24"/>
+          <w:szCs w:val="24"/>
+        </w:rPr>
+      </w:pPr>
+      <w:r>
+        <w:rPr>
+          <w:rFonts w:ascii="Times New Roman" w:hAnsi="Times New Roman" w:cs="Times New Roman"/>
+          <w:color w:val="70AD47" w:themeColor="accent6"/>
           <w:sz w:val="24"/>
           <w:szCs w:val="24"/>
         </w:rPr>
@@ -459,6 +487,7 @@
           <w:rFonts w:ascii="Times New Roman" w:hAnsi="Times New Roman" w:cs="Times New Roman"/>
           <w:b/>
           <w:bCs/>
+          <w:color w:val="70AD47" w:themeColor="accent6"/>
           <w:sz w:val="24"/>
           <w:szCs w:val="24"/>
         </w:rPr>
@@ -468,6 +497,7 @@
           <w:rFonts w:ascii="Times New Roman" w:hAnsi="Times New Roman" w:cs="Times New Roman"/>
           <w:b/>
           <w:bCs/>
+          <w:color w:val="70AD47" w:themeColor="accent6"/>
           <w:sz w:val="24"/>
           <w:szCs w:val="24"/>
         </w:rPr>
@@ -484,13 +514,15 @@
         <w:jc w:val="both"/>
         <w:rPr>
           <w:rFonts w:ascii="Times New Roman" w:hAnsi="Times New Roman" w:cs="Times New Roman"/>
-          <w:sz w:val="24"/>
-          <w:szCs w:val="24"/>
-        </w:rPr>
-      </w:pPr>
-      <w:r>
-        <w:rPr>
-          <w:rFonts w:ascii="Times New Roman" w:hAnsi="Times New Roman" w:cs="Times New Roman"/>
+          <w:color w:val="70AD47" w:themeColor="accent6"/>
+          <w:sz w:val="24"/>
+          <w:szCs w:val="24"/>
+        </w:rPr>
+      </w:pPr>
+      <w:r>
+        <w:rPr>
+          <w:rFonts w:ascii="Times New Roman" w:hAnsi="Times New Roman" w:cs="Times New Roman"/>
+          <w:color w:val="70AD47" w:themeColor="accent6"/>
           <w:sz w:val="24"/>
           <w:szCs w:val="24"/>
         </w:rPr>
@@ -507,13 +539,15 @@
         <w:jc w:val="both"/>
         <w:rPr>
           <w:rFonts w:ascii="Times New Roman" w:hAnsi="Times New Roman" w:cs="Times New Roman"/>
-          <w:sz w:val="24"/>
-          <w:szCs w:val="24"/>
-        </w:rPr>
-      </w:pPr>
-      <w:r>
-        <w:rPr>
-          <w:rFonts w:ascii="Times New Roman" w:hAnsi="Times New Roman" w:cs="Times New Roman"/>
+          <w:color w:val="70AD47" w:themeColor="accent6"/>
+          <w:sz w:val="24"/>
+          <w:szCs w:val="24"/>
+        </w:rPr>
+      </w:pPr>
+      <w:r>
+        <w:rPr>
+          <w:rFonts w:ascii="Times New Roman" w:hAnsi="Times New Roman" w:cs="Times New Roman"/>
+          <w:color w:val="70AD47" w:themeColor="accent6"/>
           <w:sz w:val="24"/>
           <w:szCs w:val="24"/>
         </w:rPr>
@@ -530,13 +564,15 @@
         <w:jc w:val="both"/>
         <w:rPr>
           <w:rFonts w:ascii="Times New Roman" w:hAnsi="Times New Roman" w:cs="Times New Roman"/>
-          <w:sz w:val="24"/>
-          <w:szCs w:val="24"/>
-        </w:rPr>
-      </w:pPr>
-      <w:r>
-        <w:rPr>
-          <w:rFonts w:ascii="Times New Roman" w:hAnsi="Times New Roman" w:cs="Times New Roman"/>
+          <w:color w:val="70AD47" w:themeColor="accent6"/>
+          <w:sz w:val="24"/>
+          <w:szCs w:val="24"/>
+        </w:rPr>
+      </w:pPr>
+      <w:r>
+        <w:rPr>
+          <w:rFonts w:ascii="Times New Roman" w:hAnsi="Times New Roman" w:cs="Times New Roman"/>
+          <w:color w:val="70AD47" w:themeColor="accent6"/>
           <w:sz w:val="24"/>
           <w:szCs w:val="24"/>
         </w:rPr>
@@ -553,13 +589,15 @@
         <w:jc w:val="both"/>
         <w:rPr>
           <w:rFonts w:ascii="Times New Roman" w:hAnsi="Times New Roman" w:cs="Times New Roman"/>
-          <w:sz w:val="24"/>
-          <w:szCs w:val="24"/>
-        </w:rPr>
-      </w:pPr>
-      <w:r>
-        <w:rPr>
-          <w:rFonts w:ascii="Times New Roman" w:hAnsi="Times New Roman" w:cs="Times New Roman"/>
+          <w:color w:val="70AD47" w:themeColor="accent6"/>
+          <w:sz w:val="24"/>
+          <w:szCs w:val="24"/>
+        </w:rPr>
+      </w:pPr>
+      <w:r>
+        <w:rPr>
+          <w:rFonts w:ascii="Times New Roman" w:hAnsi="Times New Roman" w:cs="Times New Roman"/>
+          <w:color w:val="70AD47" w:themeColor="accent6"/>
           <w:sz w:val="24"/>
           <w:szCs w:val="24"/>
         </w:rPr>
@@ -576,13 +614,15 @@
         <w:jc w:val="both"/>
         <w:rPr>
           <w:rFonts w:ascii="Times New Roman" w:hAnsi="Times New Roman" w:cs="Times New Roman"/>
-          <w:sz w:val="24"/>
-          <w:szCs w:val="24"/>
-        </w:rPr>
-      </w:pPr>
-      <w:r>
-        <w:rPr>
-          <w:rFonts w:ascii="Times New Roman" w:hAnsi="Times New Roman" w:cs="Times New Roman"/>
+          <w:color w:val="70AD47" w:themeColor="accent6"/>
+          <w:sz w:val="24"/>
+          <w:szCs w:val="24"/>
+        </w:rPr>
+      </w:pPr>
+      <w:r>
+        <w:rPr>
+          <w:rFonts w:ascii="Times New Roman" w:hAnsi="Times New Roman" w:cs="Times New Roman"/>
+          <w:color w:val="70AD47" w:themeColor="accent6"/>
           <w:sz w:val="24"/>
           <w:szCs w:val="24"/>
         </w:rPr>
@@ -597,6 +637,7 @@
           <w:rFonts w:ascii="Times New Roman" w:hAnsi="Times New Roman" w:cs="Times New Roman"/>
           <w:b/>
           <w:bCs/>
+          <w:color w:val="70AD47" w:themeColor="accent6"/>
           <w:sz w:val="24"/>
           <w:szCs w:val="24"/>
         </w:rPr>
@@ -606,6 +647,7 @@
           <w:rFonts w:ascii="Times New Roman" w:hAnsi="Times New Roman" w:cs="Times New Roman"/>
           <w:b/>
           <w:bCs/>
+          <w:color w:val="70AD47" w:themeColor="accent6"/>
           <w:sz w:val="24"/>
           <w:szCs w:val="24"/>
         </w:rPr>
@@ -622,13 +664,15 @@
         <w:jc w:val="both"/>
         <w:rPr>
           <w:rFonts w:ascii="Times New Roman" w:hAnsi="Times New Roman" w:cs="Times New Roman"/>
-          <w:sz w:val="24"/>
-          <w:szCs w:val="24"/>
-        </w:rPr>
-      </w:pPr>
-      <w:r>
-        <w:rPr>
-          <w:rFonts w:ascii="Times New Roman" w:hAnsi="Times New Roman" w:cs="Times New Roman"/>
+          <w:color w:val="70AD47" w:themeColor="accent6"/>
+          <w:sz w:val="24"/>
+          <w:szCs w:val="24"/>
+        </w:rPr>
+      </w:pPr>
+      <w:r>
+        <w:rPr>
+          <w:rFonts w:ascii="Times New Roman" w:hAnsi="Times New Roman" w:cs="Times New Roman"/>
+          <w:color w:val="70AD47" w:themeColor="accent6"/>
           <w:sz w:val="24"/>
           <w:szCs w:val="24"/>
         </w:rPr>
@@ -645,13 +689,15 @@
         <w:jc w:val="both"/>
         <w:rPr>
           <w:rFonts w:ascii="Times New Roman" w:hAnsi="Times New Roman" w:cs="Times New Roman"/>
-          <w:sz w:val="24"/>
-          <w:szCs w:val="24"/>
-        </w:rPr>
-      </w:pPr>
-      <w:r>
-        <w:rPr>
-          <w:rFonts w:ascii="Times New Roman" w:hAnsi="Times New Roman" w:cs="Times New Roman"/>
+          <w:color w:val="70AD47" w:themeColor="accent6"/>
+          <w:sz w:val="24"/>
+          <w:szCs w:val="24"/>
+        </w:rPr>
+      </w:pPr>
+      <w:r>
+        <w:rPr>
+          <w:rFonts w:ascii="Times New Roman" w:hAnsi="Times New Roman" w:cs="Times New Roman"/>
+          <w:color w:val="70AD47" w:themeColor="accent6"/>
           <w:sz w:val="24"/>
           <w:szCs w:val="24"/>
         </w:rPr>
@@ -668,13 +714,15 @@
         <w:jc w:val="both"/>
         <w:rPr>
           <w:rFonts w:ascii="Times New Roman" w:hAnsi="Times New Roman" w:cs="Times New Roman"/>
-          <w:sz w:val="24"/>
-          <w:szCs w:val="24"/>
-        </w:rPr>
-      </w:pPr>
-      <w:r>
-        <w:rPr>
-          <w:rFonts w:ascii="Times New Roman" w:hAnsi="Times New Roman" w:cs="Times New Roman"/>
+          <w:color w:val="70AD47" w:themeColor="accent6"/>
+          <w:sz w:val="24"/>
+          <w:szCs w:val="24"/>
+        </w:rPr>
+      </w:pPr>
+      <w:r>
+        <w:rPr>
+          <w:rFonts w:ascii="Times New Roman" w:hAnsi="Times New Roman" w:cs="Times New Roman"/>
+          <w:color w:val="70AD47" w:themeColor="accent6"/>
           <w:sz w:val="24"/>
           <w:szCs w:val="24"/>
         </w:rPr>
@@ -736,6 +784,7 @@
           <w:rFonts w:ascii="Times New Roman" w:hAnsi="Times New Roman" w:cs="Times New Roman"/>
           <w:b/>
           <w:bCs/>
+          <w:color w:val="70AD47" w:themeColor="accent6"/>
           <w:sz w:val="24"/>
           <w:szCs w:val="24"/>
         </w:rPr>
@@ -745,6 +794,7 @@
           <w:rFonts w:ascii="Times New Roman" w:hAnsi="Times New Roman" w:cs="Times New Roman"/>
           <w:b/>
           <w:bCs/>
+          <w:color w:val="70AD47" w:themeColor="accent6"/>
           <w:sz w:val="24"/>
           <w:szCs w:val="24"/>
         </w:rPr>
@@ -757,13 +807,15 @@
         <w:jc w:val="both"/>
         <w:rPr>
           <w:rFonts w:ascii="Times New Roman" w:hAnsi="Times New Roman" w:cs="Times New Roman"/>
-          <w:sz w:val="24"/>
-          <w:szCs w:val="24"/>
-        </w:rPr>
-      </w:pPr>
-      <w:r>
-        <w:rPr>
-          <w:rFonts w:ascii="Times New Roman" w:hAnsi="Times New Roman" w:cs="Times New Roman"/>
+          <w:color w:val="70AD47" w:themeColor="accent6"/>
+          <w:sz w:val="24"/>
+          <w:szCs w:val="24"/>
+        </w:rPr>
+      </w:pPr>
+      <w:r>
+        <w:rPr>
+          <w:rFonts w:ascii="Times New Roman" w:hAnsi="Times New Roman" w:cs="Times New Roman"/>
+          <w:color w:val="70AD47" w:themeColor="accent6"/>
           <w:sz w:val="24"/>
           <w:szCs w:val="24"/>
         </w:rPr>
@@ -778,6 +830,7 @@
           <w:rFonts w:ascii="Times New Roman" w:hAnsi="Times New Roman" w:cs="Times New Roman"/>
           <w:b/>
           <w:bCs/>
+          <w:color w:val="70AD47" w:themeColor="accent6"/>
           <w:sz w:val="24"/>
           <w:szCs w:val="24"/>
         </w:rPr>
@@ -787,6 +840,7 @@
           <w:rFonts w:ascii="Times New Roman" w:hAnsi="Times New Roman" w:cs="Times New Roman"/>
           <w:b/>
           <w:bCs/>
+          <w:color w:val="70AD47" w:themeColor="accent6"/>
           <w:sz w:val="24"/>
           <w:szCs w:val="24"/>
         </w:rPr>
@@ -803,13 +857,15 @@
         <w:jc w:val="both"/>
         <w:rPr>
           <w:rFonts w:ascii="Times New Roman" w:hAnsi="Times New Roman" w:cs="Times New Roman"/>
-          <w:sz w:val="24"/>
-          <w:szCs w:val="24"/>
-        </w:rPr>
-      </w:pPr>
-      <w:r>
-        <w:rPr>
-          <w:rFonts w:ascii="Times New Roman" w:hAnsi="Times New Roman" w:cs="Times New Roman"/>
+          <w:color w:val="70AD47" w:themeColor="accent6"/>
+          <w:sz w:val="24"/>
+          <w:szCs w:val="24"/>
+        </w:rPr>
+      </w:pPr>
+      <w:r>
+        <w:rPr>
+          <w:rFonts w:ascii="Times New Roman" w:hAnsi="Times New Roman" w:cs="Times New Roman"/>
+          <w:color w:val="70AD47" w:themeColor="accent6"/>
           <w:sz w:val="24"/>
           <w:szCs w:val="24"/>
         </w:rPr>
@@ -826,13 +882,15 @@
         <w:jc w:val="both"/>
         <w:rPr>
           <w:rFonts w:ascii="Times New Roman" w:hAnsi="Times New Roman" w:cs="Times New Roman"/>
-          <w:sz w:val="24"/>
-          <w:szCs w:val="24"/>
-        </w:rPr>
-      </w:pPr>
-      <w:r>
-        <w:rPr>
-          <w:rFonts w:ascii="Times New Roman" w:hAnsi="Times New Roman" w:cs="Times New Roman"/>
+          <w:color w:val="70AD47" w:themeColor="accent6"/>
+          <w:sz w:val="24"/>
+          <w:szCs w:val="24"/>
+        </w:rPr>
+      </w:pPr>
+      <w:r>
+        <w:rPr>
+          <w:rFonts w:ascii="Times New Roman" w:hAnsi="Times New Roman" w:cs="Times New Roman"/>
+          <w:color w:val="70AD47" w:themeColor="accent6"/>
           <w:sz w:val="24"/>
           <w:szCs w:val="24"/>
         </w:rPr>
@@ -849,13 +907,15 @@
         <w:jc w:val="both"/>
         <w:rPr>
           <w:rFonts w:ascii="Times New Roman" w:hAnsi="Times New Roman" w:cs="Times New Roman"/>
-          <w:sz w:val="24"/>
-          <w:szCs w:val="24"/>
-        </w:rPr>
-      </w:pPr>
-      <w:r>
-        <w:rPr>
-          <w:rFonts w:ascii="Times New Roman" w:hAnsi="Times New Roman" w:cs="Times New Roman"/>
+          <w:color w:val="70AD47" w:themeColor="accent6"/>
+          <w:sz w:val="24"/>
+          <w:szCs w:val="24"/>
+        </w:rPr>
+      </w:pPr>
+      <w:r>
+        <w:rPr>
+          <w:rFonts w:ascii="Times New Roman" w:hAnsi="Times New Roman" w:cs="Times New Roman"/>
+          <w:color w:val="70AD47" w:themeColor="accent6"/>
           <w:sz w:val="24"/>
           <w:szCs w:val="24"/>
         </w:rPr>
@@ -872,13 +932,15 @@
         <w:jc w:val="both"/>
         <w:rPr>
           <w:rFonts w:ascii="Times New Roman" w:hAnsi="Times New Roman" w:cs="Times New Roman"/>
-          <w:sz w:val="24"/>
-          <w:szCs w:val="24"/>
-        </w:rPr>
-      </w:pPr>
-      <w:r>
-        <w:rPr>
-          <w:rFonts w:ascii="Times New Roman" w:hAnsi="Times New Roman" w:cs="Times New Roman"/>
+          <w:color w:val="70AD47" w:themeColor="accent6"/>
+          <w:sz w:val="24"/>
+          <w:szCs w:val="24"/>
+        </w:rPr>
+      </w:pPr>
+      <w:r>
+        <w:rPr>
+          <w:rFonts w:ascii="Times New Roman" w:hAnsi="Times New Roman" w:cs="Times New Roman"/>
+          <w:color w:val="70AD47" w:themeColor="accent6"/>
           <w:sz w:val="24"/>
           <w:szCs w:val="24"/>
         </w:rPr>
@@ -895,13 +957,15 @@
         <w:jc w:val="both"/>
         <w:rPr>
           <w:rFonts w:ascii="Times New Roman" w:hAnsi="Times New Roman" w:cs="Times New Roman"/>
-          <w:sz w:val="24"/>
-          <w:szCs w:val="24"/>
-        </w:rPr>
-      </w:pPr>
-      <w:r>
-        <w:rPr>
-          <w:rFonts w:ascii="Times New Roman" w:hAnsi="Times New Roman" w:cs="Times New Roman"/>
+          <w:color w:val="70AD47" w:themeColor="accent6"/>
+          <w:sz w:val="24"/>
+          <w:szCs w:val="24"/>
+        </w:rPr>
+      </w:pPr>
+      <w:r>
+        <w:rPr>
+          <w:rFonts w:ascii="Times New Roman" w:hAnsi="Times New Roman" w:cs="Times New Roman"/>
+          <w:color w:val="70AD47" w:themeColor="accent6"/>
           <w:sz w:val="24"/>
           <w:szCs w:val="24"/>
         </w:rPr>
@@ -918,13 +982,15 @@
         <w:jc w:val="both"/>
         <w:rPr>
           <w:rFonts w:ascii="Times New Roman" w:hAnsi="Times New Roman" w:cs="Times New Roman"/>
-          <w:sz w:val="24"/>
-          <w:szCs w:val="24"/>
-        </w:rPr>
-      </w:pPr>
-      <w:r>
-        <w:rPr>
-          <w:rFonts w:ascii="Times New Roman" w:hAnsi="Times New Roman" w:cs="Times New Roman"/>
+          <w:color w:val="70AD47" w:themeColor="accent6"/>
+          <w:sz w:val="24"/>
+          <w:szCs w:val="24"/>
+        </w:rPr>
+      </w:pPr>
+      <w:r>
+        <w:rPr>
+          <w:rFonts w:ascii="Times New Roman" w:hAnsi="Times New Roman" w:cs="Times New Roman"/>
+          <w:color w:val="70AD47" w:themeColor="accent6"/>
           <w:sz w:val="24"/>
           <w:szCs w:val="24"/>
         </w:rPr>
@@ -941,13 +1007,15 @@
         <w:jc w:val="both"/>
         <w:rPr>
           <w:rFonts w:ascii="Times New Roman" w:hAnsi="Times New Roman" w:cs="Times New Roman"/>
-          <w:sz w:val="24"/>
-          <w:szCs w:val="24"/>
-        </w:rPr>
-      </w:pPr>
-      <w:r>
-        <w:rPr>
-          <w:rFonts w:ascii="Times New Roman" w:hAnsi="Times New Roman" w:cs="Times New Roman"/>
+          <w:color w:val="70AD47" w:themeColor="accent6"/>
+          <w:sz w:val="24"/>
+          <w:szCs w:val="24"/>
+        </w:rPr>
+      </w:pPr>
+      <w:r>
+        <w:rPr>
+          <w:rFonts w:ascii="Times New Roman" w:hAnsi="Times New Roman" w:cs="Times New Roman"/>
+          <w:color w:val="70AD47" w:themeColor="accent6"/>
           <w:sz w:val="24"/>
           <w:szCs w:val="24"/>
         </w:rPr>
@@ -2069,8 +2137,103 @@
         <w:jc w:val="both"/>
         <w:rPr>
           <w:rFonts w:ascii="Times New Roman" w:hAnsi="Times New Roman" w:cs="Times New Roman"/>
+          <w:sz w:val="24"/>
+          <w:szCs w:val="24"/>
+        </w:rPr>
+      </w:pPr>
+      <w:r>
+        <w:rPr>
+          <w:rFonts w:ascii="Times New Roman" w:hAnsi="Times New Roman" w:cs="Times New Roman"/>
+          <w:sz w:val="24"/>
+          <w:szCs w:val="24"/>
+        </w:rPr>
+        <w:t>Для обеспечения безопасности данных пользователей в информационной системе должны быть реализованы механизмы защиты персональной информации и разграничения прав доступа.</w:t>
+      </w:r>
+    </w:p>
+    <w:p>
+      <w:pPr>
+        <w:spacing w:after="0" w:line="360" w:lineRule="auto"/>
+        <w:jc w:val="both"/>
+        <w:rPr>
+          <w:rFonts w:ascii="Times New Roman" w:hAnsi="Times New Roman" w:cs="Times New Roman"/>
+          <w:sz w:val="24"/>
+          <w:szCs w:val="24"/>
+        </w:rPr>
+      </w:pPr>
+      <w:r>
+        <w:rPr>
+          <w:rFonts w:ascii="Times New Roman" w:hAnsi="Times New Roman" w:cs="Times New Roman"/>
+          <w:sz w:val="24"/>
+          <w:szCs w:val="24"/>
+        </w:rPr>
+        <w:t>Все пользователи системы должны проходить процедуру регистрации и авторизации. Доступ к функционалу приложения предоставляется только после успешного входа в систему.</w:t>
+      </w:r>
+    </w:p>
+    <w:p>
+      <w:pPr>
+        <w:spacing w:after="0" w:line="360" w:lineRule="auto"/>
+        <w:jc w:val="both"/>
+        <w:rPr>
+          <w:rFonts w:ascii="Times New Roman" w:hAnsi="Times New Roman" w:cs="Times New Roman"/>
+          <w:sz w:val="24"/>
+          <w:szCs w:val="24"/>
+        </w:rPr>
+      </w:pPr>
+      <w:r>
+        <w:rPr>
+          <w:rFonts w:ascii="Times New Roman" w:hAnsi="Times New Roman" w:cs="Times New Roman"/>
+          <w:sz w:val="24"/>
+          <w:szCs w:val="24"/>
+        </w:rPr>
+        <w:t>Пароли пользователей не должны храниться в базе данных в открытом виде. Для защиты паролей необходимо использовать алгоритм хеширования bcrypt, обеспечивающий безопасное хранение учетных данных пользователей.</w:t>
+      </w:r>
+    </w:p>
+    <w:p>
+      <w:pPr>
+        <w:spacing w:after="0" w:line="360" w:lineRule="auto"/>
+        <w:jc w:val="both"/>
+        <w:rPr>
+          <w:rFonts w:ascii="Times New Roman" w:hAnsi="Times New Roman" w:cs="Times New Roman"/>
+          <w:sz w:val="24"/>
+          <w:szCs w:val="24"/>
+        </w:rPr>
+      </w:pPr>
+      <w:r>
+        <w:rPr>
+          <w:rFonts w:ascii="Times New Roman" w:hAnsi="Times New Roman" w:cs="Times New Roman"/>
+          <w:sz w:val="24"/>
+          <w:szCs w:val="24"/>
+        </w:rPr>
+        <w:t xml:space="preserve">Для подтверждения авторизации пользователей и защиты доступа к системе используются JWT-токены (JSON Web </w:t>
+      </w:r>
+      <w:proofErr w:type="spellStart"/>
+      <w:r>
+        <w:rPr>
+          <w:rFonts w:ascii="Times New Roman" w:hAnsi="Times New Roman" w:cs="Times New Roman"/>
+          <w:sz w:val="24"/>
+          <w:szCs w:val="24"/>
+        </w:rPr>
+        <w:t>Token</w:t>
+      </w:r>
+      <w:proofErr w:type="spellEnd"/>
+      <w:r>
+        <w:rPr>
+          <w:rFonts w:ascii="Times New Roman" w:hAnsi="Times New Roman" w:cs="Times New Roman"/>
+          <w:sz w:val="24"/>
+          <w:szCs w:val="24"/>
+        </w:rPr>
+        <w:t>). После успешного входа в систему сервер генерирует токен, содержащий информацию о пользователе и его роли. Полученный токен используется для проверки доступа к защищённым разделам приложения.</w:t>
+      </w:r>
+    </w:p>
+    <w:p>
+      <w:pPr>
+        <w:pStyle w:val="3"/>
+        <w:spacing w:before="0" w:after="0" w:line="360" w:lineRule="auto"/>
+        <w:rPr>
+          <w:rFonts w:ascii="Times New Roman" w:hAnsi="Times New Roman" w:cs="Times New Roman"/>
           <w:b/>
           <w:bCs/>
+          <w:color w:val="000000" w:themeColor="text1"/>
           <w:sz w:val="24"/>
           <w:szCs w:val="24"/>
         </w:rPr>
@@ -2080,39 +2243,87 @@
           <w:rFonts w:ascii="Times New Roman" w:hAnsi="Times New Roman" w:cs="Times New Roman"/>
           <w:b/>
           <w:bCs/>
-          <w:sz w:val="24"/>
-          <w:szCs w:val="24"/>
-        </w:rPr>
-        <w:t>Что писать:</w:t>
-      </w:r>
-    </w:p>
-    <w:p>
-      <w:pPr>
-        <w:spacing w:after="0" w:line="360" w:lineRule="auto"/>
-        <w:jc w:val="both"/>
-        <w:rPr>
-          <w:rFonts w:ascii="Times New Roman" w:hAnsi="Times New Roman" w:cs="Times New Roman"/>
-          <w:sz w:val="24"/>
-          <w:szCs w:val="24"/>
-        </w:rPr>
-      </w:pPr>
-      <w:r>
-        <w:rPr>
-          <w:rFonts w:ascii="Times New Roman" w:hAnsi="Times New Roman" w:cs="Times New Roman"/>
-          <w:sz w:val="24"/>
-          <w:szCs w:val="24"/>
-        </w:rPr>
-        <w:t>Как система защищает данные.</w:t>
-      </w:r>
-    </w:p>
-    <w:p>
-      <w:pPr>
-        <w:spacing w:after="0" w:line="360" w:lineRule="auto"/>
-        <w:jc w:val="both"/>
+          <w:color w:val="000000" w:themeColor="text1"/>
+          <w:sz w:val="24"/>
+          <w:szCs w:val="24"/>
+        </w:rPr>
+        <w:t>В системе должно быть реализовано разграничение прав доступа:</w:t>
+      </w:r>
+    </w:p>
+    <w:p>
+      <w:pPr>
+        <w:numPr>
+          <w:ilvl w:val="0"/>
+          <w:numId w:val="25"/>
+        </w:numPr>
+        <w:spacing w:after="0" w:line="360" w:lineRule="auto"/>
+        <w:jc w:val="both"/>
+        <w:rPr>
+          <w:rFonts w:ascii="Times New Roman" w:hAnsi="Times New Roman" w:cs="Times New Roman"/>
+          <w:sz w:val="24"/>
+          <w:szCs w:val="24"/>
+        </w:rPr>
+      </w:pPr>
+      <w:r>
+        <w:rPr>
+          <w:rFonts w:ascii="Times New Roman" w:hAnsi="Times New Roman" w:cs="Times New Roman"/>
+          <w:sz w:val="24"/>
+          <w:szCs w:val="24"/>
+        </w:rPr>
+        <w:t>обычный пользователь имеет доступ только к собственным данным;</w:t>
+      </w:r>
+    </w:p>
+    <w:p>
+      <w:pPr>
+        <w:numPr>
+          <w:ilvl w:val="0"/>
+          <w:numId w:val="25"/>
+        </w:numPr>
+        <w:spacing w:after="0" w:line="360" w:lineRule="auto"/>
+        <w:jc w:val="both"/>
+        <w:rPr>
+          <w:rFonts w:ascii="Times New Roman" w:hAnsi="Times New Roman" w:cs="Times New Roman"/>
+          <w:sz w:val="24"/>
+          <w:szCs w:val="24"/>
+        </w:rPr>
+      </w:pPr>
+      <w:r>
+        <w:rPr>
+          <w:rFonts w:ascii="Times New Roman" w:hAnsi="Times New Roman" w:cs="Times New Roman"/>
+          <w:sz w:val="24"/>
+          <w:szCs w:val="24"/>
+        </w:rPr>
+        <w:t>администратор имеет расширенные права доступа к функциям управления системой.</w:t>
+      </w:r>
+    </w:p>
+    <w:p>
+      <w:pPr>
+        <w:spacing w:after="0" w:line="360" w:lineRule="auto"/>
+        <w:jc w:val="both"/>
+        <w:rPr>
+          <w:rFonts w:ascii="Times New Roman" w:hAnsi="Times New Roman" w:cs="Times New Roman"/>
+          <w:sz w:val="24"/>
+          <w:szCs w:val="24"/>
+        </w:rPr>
+      </w:pPr>
+      <w:r>
+        <w:rPr>
+          <w:rFonts w:ascii="Times New Roman" w:hAnsi="Times New Roman" w:cs="Times New Roman"/>
+          <w:sz w:val="24"/>
+          <w:szCs w:val="24"/>
+        </w:rPr>
+        <w:t xml:space="preserve">Для предотвращения некорректного ввода данных должны использоваться механизмы валидации. </w:t>
+      </w:r>
+    </w:p>
+    <w:p>
+      <w:pPr>
+        <w:pStyle w:val="3"/>
+        <w:spacing w:before="0" w:after="0" w:line="360" w:lineRule="auto"/>
         <w:rPr>
           <w:rFonts w:ascii="Times New Roman" w:hAnsi="Times New Roman" w:cs="Times New Roman"/>
           <w:b/>
           <w:bCs/>
+          <w:color w:val="000000" w:themeColor="text1"/>
           <w:sz w:val="24"/>
           <w:szCs w:val="24"/>
         </w:rPr>
@@ -2122,17 +2333,18 @@
           <w:rFonts w:ascii="Times New Roman" w:hAnsi="Times New Roman" w:cs="Times New Roman"/>
           <w:b/>
           <w:bCs/>
-          <w:sz w:val="24"/>
-          <w:szCs w:val="24"/>
-        </w:rPr>
-        <w:t>Например:</w:t>
+          <w:color w:val="000000" w:themeColor="text1"/>
+          <w:sz w:val="24"/>
+          <w:szCs w:val="24"/>
+        </w:rPr>
+        <w:t>Проверке подлежат:</w:t>
       </w:r>
     </w:p>
     <w:p>
       <w:pPr>
         <w:numPr>
           <w:ilvl w:val="0"/>
-          <w:numId w:val="13"/>
+          <w:numId w:val="26"/>
         </w:numPr>
         <w:spacing w:after="0" w:line="360" w:lineRule="auto"/>
         <w:jc w:val="both"/>
@@ -2148,14 +2360,14 @@
           <w:sz w:val="24"/>
           <w:szCs w:val="24"/>
         </w:rPr>
-        <w:t>авторизация;</w:t>
+        <w:t>адрес электронной почты;</w:t>
       </w:r>
     </w:p>
     <w:p>
       <w:pPr>
         <w:numPr>
           <w:ilvl w:val="0"/>
-          <w:numId w:val="13"/>
+          <w:numId w:val="26"/>
         </w:numPr>
         <w:spacing w:after="0" w:line="360" w:lineRule="auto"/>
         <w:jc w:val="both"/>
@@ -2171,14 +2383,14 @@
           <w:sz w:val="24"/>
           <w:szCs w:val="24"/>
         </w:rPr>
-        <w:t>хеширование паролей;</w:t>
+        <w:t>пароль;</w:t>
       </w:r>
     </w:p>
     <w:p>
       <w:pPr>
         <w:numPr>
           <w:ilvl w:val="0"/>
-          <w:numId w:val="13"/>
+          <w:numId w:val="26"/>
         </w:numPr>
         <w:spacing w:after="0" w:line="360" w:lineRule="auto"/>
         <w:jc w:val="both"/>
@@ -2194,14 +2406,14 @@
           <w:sz w:val="24"/>
           <w:szCs w:val="24"/>
         </w:rPr>
-        <w:t>разграничение прав доступа;</w:t>
+        <w:t>номер телефона;</w:t>
       </w:r>
     </w:p>
     <w:p>
       <w:pPr>
         <w:numPr>
           <w:ilvl w:val="0"/>
-          <w:numId w:val="13"/>
+          <w:numId w:val="26"/>
         </w:numPr>
         <w:spacing w:after="0" w:line="360" w:lineRule="auto"/>
         <w:jc w:val="both"/>
@@ -2217,14 +2429,39 @@
           <w:sz w:val="24"/>
           <w:szCs w:val="24"/>
         </w:rPr>
-        <w:t>проверка данных;</w:t>
+        <w:t>обязательные поля форм.</w:t>
+      </w:r>
+    </w:p>
+    <w:p>
+      <w:pPr>
+        <w:pStyle w:val="3"/>
+        <w:spacing w:before="0" w:after="0" w:line="360" w:lineRule="auto"/>
+        <w:rPr>
+          <w:rFonts w:ascii="Times New Roman" w:hAnsi="Times New Roman" w:cs="Times New Roman"/>
+          <w:b/>
+          <w:bCs/>
+          <w:color w:val="000000" w:themeColor="text1"/>
+          <w:sz w:val="24"/>
+          <w:szCs w:val="24"/>
+        </w:rPr>
+      </w:pPr>
+      <w:r>
+        <w:rPr>
+          <w:rFonts w:ascii="Times New Roman" w:hAnsi="Times New Roman" w:cs="Times New Roman"/>
+          <w:b/>
+          <w:bCs/>
+          <w:color w:val="000000" w:themeColor="text1"/>
+          <w:sz w:val="24"/>
+          <w:szCs w:val="24"/>
+        </w:rPr>
+        <w:t>Система должна обеспечивать защиту от:</w:t>
       </w:r>
     </w:p>
     <w:p>
       <w:pPr>
         <w:numPr>
           <w:ilvl w:val="0"/>
-          <w:numId w:val="13"/>
+          <w:numId w:val="27"/>
         </w:numPr>
         <w:spacing w:after="0" w:line="360" w:lineRule="auto"/>
         <w:jc w:val="both"/>
@@ -2240,7 +2477,95 @@
           <w:sz w:val="24"/>
           <w:szCs w:val="24"/>
         </w:rPr>
-        <w:t>защита от некорректного ввода.</w:t>
+        <w:t>несанкционированного доступа;</w:t>
+      </w:r>
+    </w:p>
+    <w:p>
+      <w:pPr>
+        <w:numPr>
+          <w:ilvl w:val="0"/>
+          <w:numId w:val="27"/>
+        </w:numPr>
+        <w:spacing w:after="0" w:line="360" w:lineRule="auto"/>
+        <w:jc w:val="both"/>
+        <w:rPr>
+          <w:rFonts w:ascii="Times New Roman" w:hAnsi="Times New Roman" w:cs="Times New Roman"/>
+          <w:sz w:val="24"/>
+          <w:szCs w:val="24"/>
+        </w:rPr>
+      </w:pPr>
+      <w:r>
+        <w:rPr>
+          <w:rFonts w:ascii="Times New Roman" w:hAnsi="Times New Roman" w:cs="Times New Roman"/>
+          <w:sz w:val="24"/>
+          <w:szCs w:val="24"/>
+        </w:rPr>
+        <w:t>получения доступа к административной панели обычными пользователями;</w:t>
+      </w:r>
+    </w:p>
+    <w:p>
+      <w:pPr>
+        <w:numPr>
+          <w:ilvl w:val="0"/>
+          <w:numId w:val="27"/>
+        </w:numPr>
+        <w:spacing w:after="0" w:line="360" w:lineRule="auto"/>
+        <w:jc w:val="both"/>
+        <w:rPr>
+          <w:rFonts w:ascii="Times New Roman" w:hAnsi="Times New Roman" w:cs="Times New Roman"/>
+          <w:sz w:val="24"/>
+          <w:szCs w:val="24"/>
+        </w:rPr>
+      </w:pPr>
+      <w:r>
+        <w:rPr>
+          <w:rFonts w:ascii="Times New Roman" w:hAnsi="Times New Roman" w:cs="Times New Roman"/>
+          <w:sz w:val="24"/>
+          <w:szCs w:val="24"/>
+        </w:rPr>
+        <w:t>отправки некорректных данных;</w:t>
+      </w:r>
+    </w:p>
+    <w:p>
+      <w:pPr>
+        <w:numPr>
+          <w:ilvl w:val="0"/>
+          <w:numId w:val="27"/>
+        </w:numPr>
+        <w:spacing w:after="0" w:line="360" w:lineRule="auto"/>
+        <w:jc w:val="both"/>
+        <w:rPr>
+          <w:rFonts w:ascii="Times New Roman" w:hAnsi="Times New Roman" w:cs="Times New Roman"/>
+          <w:sz w:val="24"/>
+          <w:szCs w:val="24"/>
+        </w:rPr>
+      </w:pPr>
+      <w:r>
+        <w:rPr>
+          <w:rFonts w:ascii="Times New Roman" w:hAnsi="Times New Roman" w:cs="Times New Roman"/>
+          <w:sz w:val="24"/>
+          <w:szCs w:val="24"/>
+        </w:rPr>
+        <w:t>изменения чужих данных.</w:t>
+      </w:r>
+    </w:p>
+    <w:p>
+      <w:pPr>
+        <w:spacing w:after="0" w:line="360" w:lineRule="auto"/>
+        <w:jc w:val="both"/>
+        <w:rPr>
+          <w:rFonts w:ascii="Times New Roman" w:hAnsi="Times New Roman" w:cs="Times New Roman"/>
+          <w:sz w:val="24"/>
+          <w:szCs w:val="24"/>
+        </w:rPr>
+      </w:pPr>
+      <w:r>
+        <w:rPr>
+          <w:rFonts w:ascii="Times New Roman" w:hAnsi="Times New Roman" w:cs="Times New Roman"/>
+          <w:sz w:val="24"/>
+          <w:szCs w:val="24"/>
+        </w:rPr>
+        <w:t>При возникновении ошибок система должна отображать корректные сообщения пользователю без раскрытия внутренней структуры приложения и конфиденциальной информации.</w:t>
       </w:r>
     </w:p>
     <w:p>
@@ -2286,6 +2611,7 @@
           <w:sz w:val="28"/>
           <w:szCs w:val="28"/>
         </w:rPr>
+        <w:lastRenderedPageBreak/>
         <w:t>9. Требования к хранению данных</w:t>
       </w:r>
     </w:p>
@@ -2297,6 +2623,7 @@
           <w:rFonts w:ascii="Times New Roman" w:hAnsi="Times New Roman" w:cs="Times New Roman"/>
           <w:b/>
           <w:bCs/>
+          <w:color w:val="70AD47" w:themeColor="accent6"/>
           <w:sz w:val="24"/>
           <w:szCs w:val="24"/>
         </w:rPr>
@@ -2306,6 +2633,7 @@
           <w:rFonts w:ascii="Times New Roman" w:hAnsi="Times New Roman" w:cs="Times New Roman"/>
           <w:b/>
           <w:bCs/>
+          <w:color w:val="70AD47" w:themeColor="accent6"/>
           <w:sz w:val="24"/>
           <w:szCs w:val="24"/>
         </w:rPr>
@@ -2318,13 +2646,15 @@
         <w:jc w:val="both"/>
         <w:rPr>
           <w:rFonts w:ascii="Times New Roman" w:hAnsi="Times New Roman" w:cs="Times New Roman"/>
-          <w:sz w:val="24"/>
-          <w:szCs w:val="24"/>
-        </w:rPr>
-      </w:pPr>
-      <w:r>
-        <w:rPr>
-          <w:rFonts w:ascii="Times New Roman" w:hAnsi="Times New Roman" w:cs="Times New Roman"/>
+          <w:color w:val="70AD47" w:themeColor="accent6"/>
+          <w:sz w:val="24"/>
+          <w:szCs w:val="24"/>
+        </w:rPr>
+      </w:pPr>
+      <w:r>
+        <w:rPr>
+          <w:rFonts w:ascii="Times New Roman" w:hAnsi="Times New Roman" w:cs="Times New Roman"/>
+          <w:color w:val="70AD47" w:themeColor="accent6"/>
           <w:sz w:val="24"/>
           <w:szCs w:val="24"/>
         </w:rPr>
@@ -2339,6 +2669,7 @@
           <w:rFonts w:ascii="Times New Roman" w:hAnsi="Times New Roman" w:cs="Times New Roman"/>
           <w:b/>
           <w:bCs/>
+          <w:color w:val="70AD47" w:themeColor="accent6"/>
           <w:sz w:val="24"/>
           <w:szCs w:val="24"/>
         </w:rPr>
@@ -2348,6 +2679,7 @@
           <w:rFonts w:ascii="Times New Roman" w:hAnsi="Times New Roman" w:cs="Times New Roman"/>
           <w:b/>
           <w:bCs/>
+          <w:color w:val="70AD47" w:themeColor="accent6"/>
           <w:sz w:val="24"/>
           <w:szCs w:val="24"/>
         </w:rPr>
@@ -2364,13 +2696,15 @@
         <w:jc w:val="both"/>
         <w:rPr>
           <w:rFonts w:ascii="Times New Roman" w:hAnsi="Times New Roman" w:cs="Times New Roman"/>
-          <w:sz w:val="24"/>
-          <w:szCs w:val="24"/>
-        </w:rPr>
-      </w:pPr>
-      <w:r>
-        <w:rPr>
-          <w:rFonts w:ascii="Times New Roman" w:hAnsi="Times New Roman" w:cs="Times New Roman"/>
+          <w:color w:val="70AD47" w:themeColor="accent6"/>
+          <w:sz w:val="24"/>
+          <w:szCs w:val="24"/>
+        </w:rPr>
+      </w:pPr>
+      <w:r>
+        <w:rPr>
+          <w:rFonts w:ascii="Times New Roman" w:hAnsi="Times New Roman" w:cs="Times New Roman"/>
+          <w:color w:val="70AD47" w:themeColor="accent6"/>
           <w:sz w:val="24"/>
           <w:szCs w:val="24"/>
         </w:rPr>
@@ -2387,13 +2721,15 @@
         <w:jc w:val="both"/>
         <w:rPr>
           <w:rFonts w:ascii="Times New Roman" w:hAnsi="Times New Roman" w:cs="Times New Roman"/>
-          <w:sz w:val="24"/>
-          <w:szCs w:val="24"/>
-        </w:rPr>
-      </w:pPr>
-      <w:r>
-        <w:rPr>
-          <w:rFonts w:ascii="Times New Roman" w:hAnsi="Times New Roman" w:cs="Times New Roman"/>
+          <w:color w:val="70AD47" w:themeColor="accent6"/>
+          <w:sz w:val="24"/>
+          <w:szCs w:val="24"/>
+        </w:rPr>
+      </w:pPr>
+      <w:r>
+        <w:rPr>
+          <w:rFonts w:ascii="Times New Roman" w:hAnsi="Times New Roman" w:cs="Times New Roman"/>
+          <w:color w:val="70AD47" w:themeColor="accent6"/>
           <w:sz w:val="24"/>
           <w:szCs w:val="24"/>
         </w:rPr>
@@ -2410,13 +2746,15 @@
         <w:jc w:val="both"/>
         <w:rPr>
           <w:rFonts w:ascii="Times New Roman" w:hAnsi="Times New Roman" w:cs="Times New Roman"/>
-          <w:sz w:val="24"/>
-          <w:szCs w:val="24"/>
-        </w:rPr>
-      </w:pPr>
-      <w:r>
-        <w:rPr>
-          <w:rFonts w:ascii="Times New Roman" w:hAnsi="Times New Roman" w:cs="Times New Roman"/>
+          <w:color w:val="70AD47" w:themeColor="accent6"/>
+          <w:sz w:val="24"/>
+          <w:szCs w:val="24"/>
+        </w:rPr>
+      </w:pPr>
+      <w:r>
+        <w:rPr>
+          <w:rFonts w:ascii="Times New Roman" w:hAnsi="Times New Roman" w:cs="Times New Roman"/>
+          <w:color w:val="70AD47" w:themeColor="accent6"/>
           <w:sz w:val="24"/>
           <w:szCs w:val="24"/>
         </w:rPr>
@@ -2433,13 +2771,15 @@
         <w:jc w:val="both"/>
         <w:rPr>
           <w:rFonts w:ascii="Times New Roman" w:hAnsi="Times New Roman" w:cs="Times New Roman"/>
-          <w:sz w:val="24"/>
-          <w:szCs w:val="24"/>
-        </w:rPr>
-      </w:pPr>
-      <w:r>
-        <w:rPr>
-          <w:rFonts w:ascii="Times New Roman" w:hAnsi="Times New Roman" w:cs="Times New Roman"/>
+          <w:color w:val="70AD47" w:themeColor="accent6"/>
+          <w:sz w:val="24"/>
+          <w:szCs w:val="24"/>
+        </w:rPr>
+      </w:pPr>
+      <w:r>
+        <w:rPr>
+          <w:rFonts w:ascii="Times New Roman" w:hAnsi="Times New Roman" w:cs="Times New Roman"/>
+          <w:color w:val="70AD47" w:themeColor="accent6"/>
           <w:sz w:val="24"/>
           <w:szCs w:val="24"/>
         </w:rPr>
@@ -2456,13 +2796,15 @@
         <w:jc w:val="both"/>
         <w:rPr>
           <w:rFonts w:ascii="Times New Roman" w:hAnsi="Times New Roman" w:cs="Times New Roman"/>
-          <w:sz w:val="24"/>
-          <w:szCs w:val="24"/>
-        </w:rPr>
-      </w:pPr>
-      <w:r>
-        <w:rPr>
-          <w:rFonts w:ascii="Times New Roman" w:hAnsi="Times New Roman" w:cs="Times New Roman"/>
+          <w:color w:val="70AD47" w:themeColor="accent6"/>
+          <w:sz w:val="24"/>
+          <w:szCs w:val="24"/>
+        </w:rPr>
+      </w:pPr>
+      <w:r>
+        <w:rPr>
+          <w:rFonts w:ascii="Times New Roman" w:hAnsi="Times New Roman" w:cs="Times New Roman"/>
+          <w:color w:val="70AD47" w:themeColor="accent6"/>
           <w:sz w:val="24"/>
           <w:szCs w:val="24"/>
         </w:rPr>
@@ -2479,13 +2821,15 @@
         <w:jc w:val="both"/>
         <w:rPr>
           <w:rFonts w:ascii="Times New Roman" w:hAnsi="Times New Roman" w:cs="Times New Roman"/>
-          <w:sz w:val="24"/>
-          <w:szCs w:val="24"/>
-        </w:rPr>
-      </w:pPr>
-      <w:r>
-        <w:rPr>
-          <w:rFonts w:ascii="Times New Roman" w:hAnsi="Times New Roman" w:cs="Times New Roman"/>
+          <w:color w:val="70AD47" w:themeColor="accent6"/>
+          <w:sz w:val="24"/>
+          <w:szCs w:val="24"/>
+        </w:rPr>
+      </w:pPr>
+      <w:r>
+        <w:rPr>
+          <w:rFonts w:ascii="Times New Roman" w:hAnsi="Times New Roman" w:cs="Times New Roman"/>
+          <w:color w:val="70AD47" w:themeColor="accent6"/>
           <w:sz w:val="24"/>
           <w:szCs w:val="24"/>
         </w:rPr>
@@ -2502,13 +2846,15 @@
         <w:jc w:val="both"/>
         <w:rPr>
           <w:rFonts w:ascii="Times New Roman" w:hAnsi="Times New Roman" w:cs="Times New Roman"/>
-          <w:sz w:val="24"/>
-          <w:szCs w:val="24"/>
-        </w:rPr>
-      </w:pPr>
-      <w:r>
-        <w:rPr>
-          <w:rFonts w:ascii="Times New Roman" w:hAnsi="Times New Roman" w:cs="Times New Roman"/>
+          <w:color w:val="70AD47" w:themeColor="accent6"/>
+          <w:sz w:val="24"/>
+          <w:szCs w:val="24"/>
+        </w:rPr>
+      </w:pPr>
+      <w:r>
+        <w:rPr>
+          <w:rFonts w:ascii="Times New Roman" w:hAnsi="Times New Roman" w:cs="Times New Roman"/>
+          <w:color w:val="70AD47" w:themeColor="accent6"/>
           <w:sz w:val="24"/>
           <w:szCs w:val="24"/>
         </w:rPr>
@@ -2567,95 +2913,332 @@
         <w:jc w:val="both"/>
         <w:rPr>
           <w:rFonts w:ascii="Times New Roman" w:hAnsi="Times New Roman" w:cs="Times New Roman"/>
+          <w:sz w:val="24"/>
+          <w:szCs w:val="24"/>
+        </w:rPr>
+      </w:pPr>
+      <w:r>
+        <w:rPr>
+          <w:rFonts w:ascii="Times New Roman" w:hAnsi="Times New Roman" w:cs="Times New Roman"/>
+          <w:sz w:val="24"/>
+          <w:szCs w:val="24"/>
+        </w:rPr>
+        <w:t>Для разработки информационной системы были выбраны современные технологии веб-разработки, обеспечивающие удобство создания, поддержку и дальнейшее развитие приложения.</w:t>
+      </w:r>
+    </w:p>
+    <w:p>
+      <w:pPr>
+        <w:pStyle w:val="3"/>
+        <w:spacing w:before="0" w:after="0" w:line="360" w:lineRule="auto"/>
+        <w:rPr>
+          <w:rFonts w:ascii="Times New Roman" w:hAnsi="Times New Roman" w:cs="Times New Roman"/>
           <w:b/>
           <w:bCs/>
-          <w:sz w:val="24"/>
-          <w:szCs w:val="24"/>
-        </w:rPr>
-      </w:pPr>
+          <w:color w:val="000000" w:themeColor="text1"/>
+          <w:sz w:val="24"/>
+          <w:szCs w:val="24"/>
+        </w:rPr>
+      </w:pPr>
+      <w:proofErr w:type="spellStart"/>
       <w:r>
         <w:rPr>
           <w:rFonts w:ascii="Times New Roman" w:hAnsi="Times New Roman" w:cs="Times New Roman"/>
           <w:b/>
           <w:bCs/>
-          <w:sz w:val="24"/>
-          <w:szCs w:val="24"/>
-        </w:rPr>
-        <w:t>Что писать:</w:t>
-      </w:r>
-    </w:p>
-    <w:p>
-      <w:pPr>
-        <w:spacing w:after="0" w:line="360" w:lineRule="auto"/>
-        <w:jc w:val="both"/>
-        <w:rPr>
-          <w:rFonts w:ascii="Times New Roman" w:hAnsi="Times New Roman" w:cs="Times New Roman"/>
-          <w:sz w:val="24"/>
-          <w:szCs w:val="24"/>
-        </w:rPr>
-      </w:pPr>
-      <w:r>
-        <w:rPr>
-          <w:rFonts w:ascii="Times New Roman" w:hAnsi="Times New Roman" w:cs="Times New Roman"/>
-          <w:sz w:val="24"/>
-          <w:szCs w:val="24"/>
-        </w:rPr>
-        <w:t>Какие технологии будут использоваться.</w:t>
-      </w:r>
-    </w:p>
-    <w:p>
-      <w:pPr>
-        <w:spacing w:after="0" w:line="360" w:lineRule="auto"/>
-        <w:jc w:val="both"/>
+          <w:color w:val="000000" w:themeColor="text1"/>
+          <w:sz w:val="24"/>
+          <w:szCs w:val="24"/>
+        </w:rPr>
+        <w:t>Frontend</w:t>
+      </w:r>
+      <w:proofErr w:type="spellEnd"/>
+    </w:p>
+    <w:p>
+      <w:pPr>
+        <w:spacing w:after="0" w:line="360" w:lineRule="auto"/>
+        <w:jc w:val="both"/>
+        <w:rPr>
+          <w:rFonts w:ascii="Times New Roman" w:hAnsi="Times New Roman" w:cs="Times New Roman"/>
+          <w:sz w:val="24"/>
+          <w:szCs w:val="24"/>
+        </w:rPr>
+      </w:pPr>
+      <w:r>
+        <w:rPr>
+          <w:rFonts w:ascii="Times New Roman" w:hAnsi="Times New Roman" w:cs="Times New Roman"/>
+          <w:sz w:val="24"/>
+          <w:szCs w:val="24"/>
+        </w:rPr>
+        <w:t>Для разработки клиентской части веб-приложения используются:</w:t>
+      </w:r>
+    </w:p>
+    <w:p>
+      <w:pPr>
+        <w:numPr>
+          <w:ilvl w:val="0"/>
+          <w:numId w:val="28"/>
+        </w:numPr>
+        <w:spacing w:after="0" w:line="360" w:lineRule="auto"/>
+        <w:jc w:val="both"/>
+        <w:rPr>
+          <w:rFonts w:ascii="Times New Roman" w:hAnsi="Times New Roman" w:cs="Times New Roman"/>
+          <w:sz w:val="24"/>
+          <w:szCs w:val="24"/>
+        </w:rPr>
+      </w:pPr>
+      <w:r>
+        <w:rPr>
+          <w:rFonts w:ascii="Times New Roman" w:hAnsi="Times New Roman" w:cs="Times New Roman"/>
+          <w:sz w:val="24"/>
+          <w:szCs w:val="24"/>
+        </w:rPr>
+        <w:t>HTML — для создания структуры веб-страниц;</w:t>
+      </w:r>
+    </w:p>
+    <w:p>
+      <w:pPr>
+        <w:numPr>
+          <w:ilvl w:val="0"/>
+          <w:numId w:val="28"/>
+        </w:numPr>
+        <w:spacing w:after="0" w:line="360" w:lineRule="auto"/>
+        <w:jc w:val="both"/>
+        <w:rPr>
+          <w:rFonts w:ascii="Times New Roman" w:hAnsi="Times New Roman" w:cs="Times New Roman"/>
+          <w:sz w:val="24"/>
+          <w:szCs w:val="24"/>
+        </w:rPr>
+      </w:pPr>
+      <w:r>
+        <w:rPr>
+          <w:rFonts w:ascii="Times New Roman" w:hAnsi="Times New Roman" w:cs="Times New Roman"/>
+          <w:sz w:val="24"/>
+          <w:szCs w:val="24"/>
+        </w:rPr>
+        <w:t>CSS — для оформления интерфейса и стилизации элементов;</w:t>
+      </w:r>
+    </w:p>
+    <w:p>
+      <w:pPr>
+        <w:numPr>
+          <w:ilvl w:val="0"/>
+          <w:numId w:val="28"/>
+        </w:numPr>
+        <w:spacing w:after="0" w:line="360" w:lineRule="auto"/>
+        <w:jc w:val="both"/>
+        <w:rPr>
+          <w:rFonts w:ascii="Times New Roman" w:hAnsi="Times New Roman" w:cs="Times New Roman"/>
+          <w:sz w:val="24"/>
+          <w:szCs w:val="24"/>
+        </w:rPr>
+      </w:pPr>
+      <w:r>
+        <w:rPr>
+          <w:rFonts w:ascii="Times New Roman" w:hAnsi="Times New Roman" w:cs="Times New Roman"/>
+          <w:sz w:val="24"/>
+          <w:szCs w:val="24"/>
+        </w:rPr>
+        <w:t>JavaScript — для реализации интерактивности и взаимодействия пользователя с системой.</w:t>
+      </w:r>
+    </w:p>
+    <w:p>
+      <w:pPr>
+        <w:spacing w:after="0" w:line="360" w:lineRule="auto"/>
+        <w:jc w:val="both"/>
+        <w:rPr>
+          <w:rFonts w:ascii="Times New Roman" w:hAnsi="Times New Roman" w:cs="Times New Roman"/>
+          <w:sz w:val="24"/>
+          <w:szCs w:val="24"/>
+        </w:rPr>
+      </w:pPr>
+      <w:r>
+        <w:rPr>
+          <w:rFonts w:ascii="Times New Roman" w:hAnsi="Times New Roman" w:cs="Times New Roman"/>
+          <w:sz w:val="24"/>
+          <w:szCs w:val="24"/>
+        </w:rPr>
+        <w:t>Данные технологии позволяют создать современный, удобный и адаптивный пользовательский интерфейс.</w:t>
+      </w:r>
+    </w:p>
+    <w:p>
+      <w:pPr>
+        <w:pStyle w:val="3"/>
+        <w:spacing w:before="0" w:after="0" w:line="360" w:lineRule="auto"/>
         <w:rPr>
           <w:rFonts w:ascii="Times New Roman" w:hAnsi="Times New Roman" w:cs="Times New Roman"/>
           <w:b/>
           <w:bCs/>
-          <w:sz w:val="24"/>
-          <w:szCs w:val="24"/>
-        </w:rPr>
-      </w:pPr>
+          <w:color w:val="000000" w:themeColor="text1"/>
+          <w:sz w:val="24"/>
+          <w:szCs w:val="24"/>
+        </w:rPr>
+      </w:pPr>
+      <w:proofErr w:type="spellStart"/>
       <w:r>
         <w:rPr>
           <w:rFonts w:ascii="Times New Roman" w:hAnsi="Times New Roman" w:cs="Times New Roman"/>
           <w:b/>
           <w:bCs/>
-          <w:sz w:val="24"/>
-          <w:szCs w:val="24"/>
-        </w:rPr>
-        <w:t>Обычно:</w:t>
-      </w:r>
-    </w:p>
-    <w:p>
-      <w:pPr>
-        <w:spacing w:after="0" w:line="360" w:lineRule="auto"/>
-        <w:jc w:val="both"/>
+          <w:color w:val="000000" w:themeColor="text1"/>
+          <w:sz w:val="24"/>
+          <w:szCs w:val="24"/>
+        </w:rPr>
+        <w:t>Backend</w:t>
+      </w:r>
+      <w:proofErr w:type="spellEnd"/>
+    </w:p>
+    <w:p>
+      <w:pPr>
+        <w:spacing w:after="0" w:line="360" w:lineRule="auto"/>
+        <w:jc w:val="both"/>
+        <w:rPr>
+          <w:rFonts w:ascii="Times New Roman" w:hAnsi="Times New Roman" w:cs="Times New Roman"/>
+          <w:sz w:val="24"/>
+          <w:szCs w:val="24"/>
+        </w:rPr>
+      </w:pPr>
+      <w:r>
+        <w:rPr>
+          <w:rFonts w:ascii="Times New Roman" w:hAnsi="Times New Roman" w:cs="Times New Roman"/>
+          <w:sz w:val="24"/>
+          <w:szCs w:val="24"/>
+        </w:rPr>
+        <w:t>Для разработки серверной части приложения используются:</w:t>
+      </w:r>
+    </w:p>
+    <w:p>
+      <w:pPr>
+        <w:numPr>
+          <w:ilvl w:val="0"/>
+          <w:numId w:val="29"/>
+        </w:numPr>
+        <w:spacing w:after="0" w:line="360" w:lineRule="auto"/>
+        <w:jc w:val="both"/>
+        <w:rPr>
+          <w:rFonts w:ascii="Times New Roman" w:hAnsi="Times New Roman" w:cs="Times New Roman"/>
+          <w:sz w:val="24"/>
+          <w:szCs w:val="24"/>
+        </w:rPr>
+      </w:pPr>
+      <w:r>
+        <w:rPr>
+          <w:rFonts w:ascii="Times New Roman" w:hAnsi="Times New Roman" w:cs="Times New Roman"/>
+          <w:sz w:val="24"/>
+          <w:szCs w:val="24"/>
+        </w:rPr>
+        <w:t>Node.js — программная платформа для выполнения JavaScript на стороне сервера;</w:t>
+      </w:r>
+    </w:p>
+    <w:p>
+      <w:pPr>
+        <w:numPr>
+          <w:ilvl w:val="0"/>
+          <w:numId w:val="29"/>
+        </w:numPr>
+        <w:spacing w:after="0" w:line="360" w:lineRule="auto"/>
+        <w:jc w:val="both"/>
+        <w:rPr>
+          <w:rFonts w:ascii="Times New Roman" w:hAnsi="Times New Roman" w:cs="Times New Roman"/>
+          <w:sz w:val="24"/>
+          <w:szCs w:val="24"/>
+        </w:rPr>
+      </w:pPr>
+      <w:r>
+        <w:rPr>
+          <w:rFonts w:ascii="Times New Roman" w:hAnsi="Times New Roman" w:cs="Times New Roman"/>
+          <w:sz w:val="24"/>
+          <w:szCs w:val="24"/>
+        </w:rPr>
+        <w:t>Express — фреймворк для создания серверного приложения и обработки HTTP-запросов.</w:t>
+      </w:r>
+    </w:p>
+    <w:p>
+      <w:pPr>
+        <w:spacing w:after="0" w:line="360" w:lineRule="auto"/>
+        <w:jc w:val="both"/>
+        <w:rPr>
+          <w:rFonts w:ascii="Times New Roman" w:hAnsi="Times New Roman" w:cs="Times New Roman"/>
+          <w:sz w:val="24"/>
+          <w:szCs w:val="24"/>
+        </w:rPr>
+      </w:pPr>
+      <w:r>
+        <w:rPr>
+          <w:rFonts w:ascii="Times New Roman" w:hAnsi="Times New Roman" w:cs="Times New Roman"/>
+          <w:sz w:val="24"/>
+          <w:szCs w:val="24"/>
+        </w:rPr>
+        <w:t>Использование Node.js и Express обеспечивает высокую производительность приложения, удобную обработку запросов и взаимодействие с базой данных.</w:t>
+      </w:r>
+    </w:p>
+    <w:p>
+      <w:pPr>
+        <w:pStyle w:val="3"/>
+        <w:spacing w:before="0" w:after="0" w:line="360" w:lineRule="auto"/>
         <w:rPr>
           <w:rFonts w:ascii="Times New Roman" w:hAnsi="Times New Roman" w:cs="Times New Roman"/>
           <w:b/>
           <w:bCs/>
-          <w:sz w:val="24"/>
-          <w:szCs w:val="24"/>
-        </w:rPr>
-      </w:pPr>
-      <w:proofErr w:type="spellStart"/>
+          <w:color w:val="000000" w:themeColor="text1"/>
+          <w:sz w:val="24"/>
+          <w:szCs w:val="24"/>
+        </w:rPr>
+      </w:pPr>
       <w:r>
         <w:rPr>
           <w:rFonts w:ascii="Times New Roman" w:hAnsi="Times New Roman" w:cs="Times New Roman"/>
           <w:b/>
           <w:bCs/>
-          <w:sz w:val="24"/>
-          <w:szCs w:val="24"/>
-        </w:rPr>
-        <w:t>Frontend</w:t>
-      </w:r>
-      <w:proofErr w:type="spellEnd"/>
+          <w:color w:val="000000" w:themeColor="text1"/>
+          <w:sz w:val="24"/>
+          <w:szCs w:val="24"/>
+        </w:rPr>
+        <w:t>База данных</w:t>
+      </w:r>
+    </w:p>
+    <w:p>
+      <w:pPr>
+        <w:spacing w:after="0" w:line="360" w:lineRule="auto"/>
+        <w:jc w:val="both"/>
+        <w:rPr>
+          <w:rFonts w:ascii="Times New Roman" w:hAnsi="Times New Roman" w:cs="Times New Roman"/>
+          <w:sz w:val="24"/>
+          <w:szCs w:val="24"/>
+        </w:rPr>
+      </w:pPr>
+      <w:r>
+        <w:rPr>
+          <w:rFonts w:ascii="Times New Roman" w:hAnsi="Times New Roman" w:cs="Times New Roman"/>
+          <w:sz w:val="24"/>
+          <w:szCs w:val="24"/>
+        </w:rPr>
+        <w:t>В качестве системы управления базами данных используется PostgreSQL.</w:t>
+      </w:r>
+    </w:p>
+    <w:p>
+      <w:pPr>
+        <w:spacing w:after="0" w:line="360" w:lineRule="auto"/>
+        <w:jc w:val="both"/>
+        <w:rPr>
+          <w:rFonts w:ascii="Times New Roman" w:hAnsi="Times New Roman" w:cs="Times New Roman"/>
+          <w:sz w:val="24"/>
+          <w:szCs w:val="24"/>
+        </w:rPr>
+      </w:pPr>
+      <w:r>
+        <w:rPr>
+          <w:rFonts w:ascii="Times New Roman" w:hAnsi="Times New Roman" w:cs="Times New Roman"/>
+          <w:sz w:val="24"/>
+          <w:szCs w:val="24"/>
+        </w:rPr>
+        <w:t>PostgreSQL обеспечивает:</w:t>
+      </w:r>
     </w:p>
     <w:p>
       <w:pPr>
         <w:numPr>
           <w:ilvl w:val="0"/>
-          <w:numId w:val="15"/>
+          <w:numId w:val="30"/>
         </w:numPr>
         <w:spacing w:after="0" w:line="360" w:lineRule="auto"/>
         <w:jc w:val="both"/>
@@ -2671,14 +3254,14 @@
           <w:sz w:val="24"/>
           <w:szCs w:val="24"/>
         </w:rPr>
-        <w:t>HTML;</w:t>
+        <w:t>надёжное хранение данных;</w:t>
       </w:r>
     </w:p>
     <w:p>
       <w:pPr>
         <w:numPr>
           <w:ilvl w:val="0"/>
-          <w:numId w:val="15"/>
+          <w:numId w:val="30"/>
         </w:numPr>
         <w:spacing w:after="0" w:line="360" w:lineRule="auto"/>
         <w:jc w:val="both"/>
@@ -2694,14 +3277,15 @@
           <w:sz w:val="24"/>
           <w:szCs w:val="24"/>
         </w:rPr>
-        <w:t>CSS;</w:t>
+        <w:lastRenderedPageBreak/>
+        <w:t>поддержку сложных запросов;</w:t>
       </w:r>
     </w:p>
     <w:p>
       <w:pPr>
         <w:numPr>
           <w:ilvl w:val="0"/>
-          <w:numId w:val="15"/>
+          <w:numId w:val="30"/>
         </w:numPr>
         <w:spacing w:after="0" w:line="360" w:lineRule="auto"/>
         <w:jc w:val="both"/>
@@ -2717,14 +3301,14 @@
           <w:sz w:val="24"/>
           <w:szCs w:val="24"/>
         </w:rPr>
-        <w:t>JavaScript;</w:t>
+        <w:t>безопасность хранения информации;</w:t>
       </w:r>
     </w:p>
     <w:p>
       <w:pPr>
         <w:numPr>
           <w:ilvl w:val="0"/>
-          <w:numId w:val="15"/>
+          <w:numId w:val="30"/>
         </w:numPr>
         <w:spacing w:after="0" w:line="360" w:lineRule="auto"/>
         <w:jc w:val="both"/>
@@ -2734,164 +3318,32 @@
           <w:szCs w:val="24"/>
         </w:rPr>
       </w:pPr>
-      <w:proofErr w:type="spellStart"/>
-      <w:r>
-        <w:rPr>
-          <w:rFonts w:ascii="Times New Roman" w:hAnsi="Times New Roman" w:cs="Times New Roman"/>
-          <w:sz w:val="24"/>
-          <w:szCs w:val="24"/>
-        </w:rPr>
-        <w:t>React</w:t>
-      </w:r>
-      <w:proofErr w:type="spellEnd"/>
-      <w:r>
-        <w:rPr>
-          <w:rFonts w:ascii="Times New Roman" w:hAnsi="Times New Roman" w:cs="Times New Roman"/>
-          <w:sz w:val="24"/>
-          <w:szCs w:val="24"/>
-        </w:rPr>
-        <w:t>.</w:t>
-      </w:r>
-    </w:p>
-    <w:p>
-      <w:pPr>
-        <w:spacing w:after="0" w:line="360" w:lineRule="auto"/>
-        <w:jc w:val="both"/>
-        <w:rPr>
-          <w:rFonts w:ascii="Times New Roman" w:hAnsi="Times New Roman" w:cs="Times New Roman"/>
-          <w:b/>
-          <w:bCs/>
-          <w:sz w:val="24"/>
-          <w:szCs w:val="24"/>
-        </w:rPr>
-      </w:pPr>
-      <w:proofErr w:type="spellStart"/>
-      <w:r>
-        <w:rPr>
-          <w:rFonts w:ascii="Times New Roman" w:hAnsi="Times New Roman" w:cs="Times New Roman"/>
-          <w:b/>
-          <w:bCs/>
-          <w:sz w:val="24"/>
-          <w:szCs w:val="24"/>
-        </w:rPr>
-        <w:t>Backend</w:t>
-      </w:r>
-      <w:proofErr w:type="spellEnd"/>
-    </w:p>
-    <w:p>
-      <w:pPr>
-        <w:numPr>
-          <w:ilvl w:val="0"/>
-          <w:numId w:val="16"/>
-        </w:numPr>
-        <w:spacing w:after="0" w:line="360" w:lineRule="auto"/>
-        <w:jc w:val="both"/>
-        <w:rPr>
-          <w:rFonts w:ascii="Times New Roman" w:hAnsi="Times New Roman" w:cs="Times New Roman"/>
-          <w:sz w:val="24"/>
-          <w:szCs w:val="24"/>
-        </w:rPr>
-      </w:pPr>
-      <w:r>
-        <w:rPr>
-          <w:rFonts w:ascii="Times New Roman" w:hAnsi="Times New Roman" w:cs="Times New Roman"/>
-          <w:sz w:val="24"/>
-          <w:szCs w:val="24"/>
-        </w:rPr>
-        <w:t>Node.js;</w:t>
-      </w:r>
-    </w:p>
-    <w:p>
-      <w:pPr>
-        <w:numPr>
-          <w:ilvl w:val="0"/>
-          <w:numId w:val="16"/>
-        </w:numPr>
-        <w:spacing w:after="0" w:line="360" w:lineRule="auto"/>
-        <w:jc w:val="both"/>
-        <w:rPr>
-          <w:rFonts w:ascii="Times New Roman" w:hAnsi="Times New Roman" w:cs="Times New Roman"/>
-          <w:sz w:val="24"/>
-          <w:szCs w:val="24"/>
-        </w:rPr>
-      </w:pPr>
-      <w:r>
-        <w:rPr>
-          <w:rFonts w:ascii="Times New Roman" w:hAnsi="Times New Roman" w:cs="Times New Roman"/>
-          <w:sz w:val="24"/>
-          <w:szCs w:val="24"/>
-        </w:rPr>
-        <w:t>Express.</w:t>
-      </w:r>
-    </w:p>
-    <w:p>
-      <w:pPr>
-        <w:spacing w:after="0" w:line="360" w:lineRule="auto"/>
-        <w:jc w:val="both"/>
-        <w:rPr>
-          <w:rFonts w:ascii="Times New Roman" w:hAnsi="Times New Roman" w:cs="Times New Roman"/>
-          <w:b/>
-          <w:bCs/>
-          <w:sz w:val="24"/>
-          <w:szCs w:val="24"/>
-        </w:rPr>
-      </w:pPr>
-      <w:r>
-        <w:rPr>
-          <w:rFonts w:ascii="Times New Roman" w:hAnsi="Times New Roman" w:cs="Times New Roman"/>
-          <w:b/>
-          <w:bCs/>
-          <w:sz w:val="24"/>
-          <w:szCs w:val="24"/>
-        </w:rPr>
-        <w:lastRenderedPageBreak/>
-        <w:t>База данных</w:t>
-      </w:r>
-    </w:p>
-    <w:p>
-      <w:pPr>
-        <w:numPr>
-          <w:ilvl w:val="0"/>
-          <w:numId w:val="17"/>
-        </w:numPr>
-        <w:spacing w:after="0" w:line="360" w:lineRule="auto"/>
-        <w:jc w:val="both"/>
-        <w:rPr>
-          <w:rFonts w:ascii="Times New Roman" w:hAnsi="Times New Roman" w:cs="Times New Roman"/>
-          <w:sz w:val="24"/>
-          <w:szCs w:val="24"/>
-        </w:rPr>
-      </w:pPr>
-      <w:r>
-        <w:rPr>
-          <w:rFonts w:ascii="Times New Roman" w:hAnsi="Times New Roman" w:cs="Times New Roman"/>
-          <w:sz w:val="24"/>
-          <w:szCs w:val="24"/>
-        </w:rPr>
-        <w:t>PostgreSQL;</w:t>
-      </w:r>
-    </w:p>
-    <w:p>
-      <w:pPr>
-        <w:numPr>
-          <w:ilvl w:val="0"/>
-          <w:numId w:val="17"/>
-        </w:numPr>
-        <w:spacing w:after="0" w:line="360" w:lineRule="auto"/>
-        <w:jc w:val="both"/>
-        <w:rPr>
-          <w:rFonts w:ascii="Times New Roman" w:hAnsi="Times New Roman" w:cs="Times New Roman"/>
-          <w:sz w:val="24"/>
-          <w:szCs w:val="24"/>
-        </w:rPr>
-      </w:pPr>
-      <w:r>
-        <w:rPr>
-          <w:rFonts w:ascii="Times New Roman" w:hAnsi="Times New Roman" w:cs="Times New Roman"/>
-          <w:sz w:val="24"/>
-          <w:szCs w:val="24"/>
-        </w:rPr>
-        <w:t>MySQL.</w:t>
+      <w:r>
+        <w:rPr>
+          <w:rFonts w:ascii="Times New Roman" w:hAnsi="Times New Roman" w:cs="Times New Roman"/>
+          <w:sz w:val="24"/>
+          <w:szCs w:val="24"/>
+        </w:rPr>
+        <w:t>высокую производительность при работе с данными.</w:t>
+      </w:r>
+    </w:p>
+    <w:p>
+      <w:pPr>
+        <w:spacing w:after="0" w:line="360" w:lineRule="auto"/>
+        <w:jc w:val="both"/>
+        <w:rPr>
+          <w:rFonts w:ascii="Times New Roman" w:hAnsi="Times New Roman" w:cs="Times New Roman"/>
+          <w:sz w:val="24"/>
+          <w:szCs w:val="24"/>
+        </w:rPr>
+      </w:pPr>
+      <w:r>
+        <w:rPr>
+          <w:rFonts w:ascii="Times New Roman" w:hAnsi="Times New Roman" w:cs="Times New Roman"/>
+          <w:sz w:val="24"/>
+          <w:szCs w:val="24"/>
+        </w:rPr>
+        <w:t>Данная СУБД хорошо подходит для разработки современных информационных систем и веб-приложений.</w:t>
       </w:r>
     </w:p>
     <w:p>
@@ -2948,6 +3400,7 @@
           <w:rFonts w:ascii="Times New Roman" w:hAnsi="Times New Roman" w:cs="Times New Roman"/>
           <w:b/>
           <w:bCs/>
+          <w:color w:val="70AD47" w:themeColor="accent6"/>
           <w:sz w:val="24"/>
           <w:szCs w:val="24"/>
         </w:rPr>
@@ -2957,6 +3410,7 @@
           <w:rFonts w:ascii="Times New Roman" w:hAnsi="Times New Roman" w:cs="Times New Roman"/>
           <w:b/>
           <w:bCs/>
+          <w:color w:val="70AD47" w:themeColor="accent6"/>
           <w:sz w:val="24"/>
           <w:szCs w:val="24"/>
         </w:rPr>
@@ -2969,13 +3423,15 @@
         <w:jc w:val="both"/>
         <w:rPr>
           <w:rFonts w:ascii="Times New Roman" w:hAnsi="Times New Roman" w:cs="Times New Roman"/>
-          <w:sz w:val="24"/>
-          <w:szCs w:val="24"/>
-        </w:rPr>
-      </w:pPr>
-      <w:r>
-        <w:rPr>
-          <w:rFonts w:ascii="Times New Roman" w:hAnsi="Times New Roman" w:cs="Times New Roman"/>
+          <w:color w:val="70AD47" w:themeColor="accent6"/>
+          <w:sz w:val="24"/>
+          <w:szCs w:val="24"/>
+        </w:rPr>
+      </w:pPr>
+      <w:r>
+        <w:rPr>
+          <w:rFonts w:ascii="Times New Roman" w:hAnsi="Times New Roman" w:cs="Times New Roman"/>
+          <w:color w:val="70AD47" w:themeColor="accent6"/>
           <w:sz w:val="24"/>
           <w:szCs w:val="24"/>
         </w:rPr>
@@ -2990,6 +3446,7 @@
           <w:rFonts w:ascii="Times New Roman" w:hAnsi="Times New Roman" w:cs="Times New Roman"/>
           <w:b/>
           <w:bCs/>
+          <w:color w:val="70AD47" w:themeColor="accent6"/>
           <w:sz w:val="24"/>
           <w:szCs w:val="24"/>
         </w:rPr>
@@ -2999,6 +3456,7 @@
           <w:rFonts w:ascii="Times New Roman" w:hAnsi="Times New Roman" w:cs="Times New Roman"/>
           <w:b/>
           <w:bCs/>
+          <w:color w:val="70AD47" w:themeColor="accent6"/>
           <w:sz w:val="24"/>
           <w:szCs w:val="24"/>
         </w:rPr>
@@ -3015,13 +3473,15 @@
         <w:jc w:val="both"/>
         <w:rPr>
           <w:rFonts w:ascii="Times New Roman" w:hAnsi="Times New Roman" w:cs="Times New Roman"/>
-          <w:sz w:val="24"/>
-          <w:szCs w:val="24"/>
-        </w:rPr>
-      </w:pPr>
-      <w:r>
-        <w:rPr>
-          <w:rFonts w:ascii="Times New Roman" w:hAnsi="Times New Roman" w:cs="Times New Roman"/>
+          <w:color w:val="70AD47" w:themeColor="accent6"/>
+          <w:sz w:val="24"/>
+          <w:szCs w:val="24"/>
+        </w:rPr>
+      </w:pPr>
+      <w:r>
+        <w:rPr>
+          <w:rFonts w:ascii="Times New Roman" w:hAnsi="Times New Roman" w:cs="Times New Roman"/>
+          <w:color w:val="70AD47" w:themeColor="accent6"/>
           <w:sz w:val="24"/>
           <w:szCs w:val="24"/>
         </w:rPr>
@@ -3038,13 +3498,15 @@
         <w:jc w:val="both"/>
         <w:rPr>
           <w:rFonts w:ascii="Times New Roman" w:hAnsi="Times New Roman" w:cs="Times New Roman"/>
-          <w:sz w:val="24"/>
-          <w:szCs w:val="24"/>
-        </w:rPr>
-      </w:pPr>
-      <w:r>
-        <w:rPr>
-          <w:rFonts w:ascii="Times New Roman" w:hAnsi="Times New Roman" w:cs="Times New Roman"/>
+          <w:color w:val="70AD47" w:themeColor="accent6"/>
+          <w:sz w:val="24"/>
+          <w:szCs w:val="24"/>
+        </w:rPr>
+      </w:pPr>
+      <w:r>
+        <w:rPr>
+          <w:rFonts w:ascii="Times New Roman" w:hAnsi="Times New Roman" w:cs="Times New Roman"/>
+          <w:color w:val="70AD47" w:themeColor="accent6"/>
           <w:sz w:val="24"/>
           <w:szCs w:val="24"/>
         </w:rPr>
@@ -3061,13 +3523,15 @@
         <w:jc w:val="both"/>
         <w:rPr>
           <w:rFonts w:ascii="Times New Roman" w:hAnsi="Times New Roman" w:cs="Times New Roman"/>
-          <w:sz w:val="24"/>
-          <w:szCs w:val="24"/>
-        </w:rPr>
-      </w:pPr>
-      <w:r>
-        <w:rPr>
-          <w:rFonts w:ascii="Times New Roman" w:hAnsi="Times New Roman" w:cs="Times New Roman"/>
+          <w:color w:val="70AD47" w:themeColor="accent6"/>
+          <w:sz w:val="24"/>
+          <w:szCs w:val="24"/>
+        </w:rPr>
+      </w:pPr>
+      <w:r>
+        <w:rPr>
+          <w:rFonts w:ascii="Times New Roman" w:hAnsi="Times New Roman" w:cs="Times New Roman"/>
+          <w:color w:val="70AD47" w:themeColor="accent6"/>
           <w:sz w:val="24"/>
           <w:szCs w:val="24"/>
         </w:rPr>
@@ -3084,220 +3548,19 @@
         <w:jc w:val="both"/>
         <w:rPr>
           <w:rFonts w:ascii="Times New Roman" w:hAnsi="Times New Roman" w:cs="Times New Roman"/>
-          <w:sz w:val="24"/>
-          <w:szCs w:val="24"/>
-        </w:rPr>
-      </w:pPr>
-      <w:r>
-        <w:rPr>
-          <w:rFonts w:ascii="Times New Roman" w:hAnsi="Times New Roman" w:cs="Times New Roman"/>
+          <w:color w:val="70AD47" w:themeColor="accent6"/>
+          <w:sz w:val="24"/>
+          <w:szCs w:val="24"/>
+        </w:rPr>
+      </w:pPr>
+      <w:r>
+        <w:rPr>
+          <w:rFonts w:ascii="Times New Roman" w:hAnsi="Times New Roman" w:cs="Times New Roman"/>
+          <w:color w:val="70AD47" w:themeColor="accent6"/>
           <w:sz w:val="24"/>
           <w:szCs w:val="24"/>
         </w:rPr>
         <w:t>выбранные технологии подходят для реализации проекта.</w:t>
-      </w:r>
-    </w:p>
-    <w:p>
-      <w:pPr>
-        <w:spacing w:after="0" w:line="360" w:lineRule="auto"/>
-        <w:jc w:val="both"/>
-        <w:rPr>
-          <w:rFonts w:ascii="Times New Roman" w:hAnsi="Times New Roman" w:cs="Times New Roman"/>
-          <w:sz w:val="24"/>
-          <w:szCs w:val="24"/>
-        </w:rPr>
-      </w:pPr>
-      <w:r>
-        <w:rPr>
-          <w:rFonts w:ascii="Times New Roman" w:hAnsi="Times New Roman" w:cs="Times New Roman"/>
-          <w:sz w:val="24"/>
-          <w:szCs w:val="24"/>
-        </w:rPr>
-        <w:pict w14:anchorId="3153F080">
-          <v:rect id="_x0000_i1107" style="width:0;height:1.5pt" o:hralign="center" o:hrstd="t" o:hr="t" fillcolor="#a0a0a0" stroked="f"/>
-        </w:pict>
-      </w:r>
-    </w:p>
-    <w:p>
-      <w:pPr>
-        <w:pStyle w:val="2"/>
-        <w:spacing w:before="0" w:after="0" w:line="360" w:lineRule="auto"/>
-        <w:rPr>
-          <w:rFonts w:ascii="Times New Roman" w:hAnsi="Times New Roman" w:cs="Times New Roman"/>
-          <w:b/>
-          <w:bCs/>
-          <w:color w:val="000000" w:themeColor="text1"/>
-          <w:sz w:val="28"/>
-          <w:szCs w:val="28"/>
-        </w:rPr>
-      </w:pPr>
-      <w:r>
-        <w:rPr>
-          <w:rFonts w:ascii="Times New Roman" w:hAnsi="Times New Roman" w:cs="Times New Roman"/>
-          <w:b/>
-          <w:bCs/>
-          <w:color w:val="000000" w:themeColor="text1"/>
-          <w:sz w:val="28"/>
-          <w:szCs w:val="28"/>
-        </w:rPr>
-        <w:t>Самые важные разделы</w:t>
-      </w:r>
-    </w:p>
-    <w:p>
-      <w:pPr>
-        <w:spacing w:after="0" w:line="360" w:lineRule="auto"/>
-        <w:jc w:val="both"/>
-        <w:rPr>
-          <w:rFonts w:ascii="Times New Roman" w:hAnsi="Times New Roman" w:cs="Times New Roman"/>
-          <w:sz w:val="24"/>
-          <w:szCs w:val="24"/>
-        </w:rPr>
-      </w:pPr>
-      <w:r>
-        <w:rPr>
-          <w:rFonts w:ascii="Times New Roman" w:hAnsi="Times New Roman" w:cs="Times New Roman"/>
-          <w:sz w:val="24"/>
-          <w:szCs w:val="24"/>
-        </w:rPr>
-        <w:t>Если мало времени, обязательно сделай хорошо:</w:t>
-      </w:r>
-    </w:p>
-    <w:p>
-      <w:pPr>
-        <w:numPr>
-          <w:ilvl w:val="0"/>
-          <w:numId w:val="19"/>
-        </w:numPr>
-        <w:spacing w:after="0" w:line="360" w:lineRule="auto"/>
-        <w:jc w:val="both"/>
-        <w:rPr>
-          <w:rFonts w:ascii="Times New Roman" w:hAnsi="Times New Roman" w:cs="Times New Roman"/>
-          <w:sz w:val="24"/>
-          <w:szCs w:val="24"/>
-        </w:rPr>
-      </w:pPr>
-      <w:r>
-        <w:rPr>
-          <w:rFonts w:ascii="Times New Roman" w:hAnsi="Times New Roman" w:cs="Times New Roman"/>
-          <w:sz w:val="24"/>
-          <w:szCs w:val="24"/>
-        </w:rPr>
-        <w:t>Описание предметной области;</w:t>
-      </w:r>
-    </w:p>
-    <w:p>
-      <w:pPr>
-        <w:numPr>
-          <w:ilvl w:val="0"/>
-          <w:numId w:val="19"/>
-        </w:numPr>
-        <w:spacing w:after="0" w:line="360" w:lineRule="auto"/>
-        <w:jc w:val="both"/>
-        <w:rPr>
-          <w:rFonts w:ascii="Times New Roman" w:hAnsi="Times New Roman" w:cs="Times New Roman"/>
-          <w:sz w:val="24"/>
-          <w:szCs w:val="24"/>
-        </w:rPr>
-      </w:pPr>
-      <w:r>
-        <w:rPr>
-          <w:rFonts w:ascii="Times New Roman" w:hAnsi="Times New Roman" w:cs="Times New Roman"/>
-          <w:sz w:val="24"/>
-          <w:szCs w:val="24"/>
-        </w:rPr>
-        <w:t>Целевая аудитория;</w:t>
-      </w:r>
-    </w:p>
-    <w:p>
-      <w:pPr>
-        <w:numPr>
-          <w:ilvl w:val="0"/>
-          <w:numId w:val="19"/>
-        </w:numPr>
-        <w:spacing w:after="0" w:line="360" w:lineRule="auto"/>
-        <w:jc w:val="both"/>
-        <w:rPr>
-          <w:rFonts w:ascii="Times New Roman" w:hAnsi="Times New Roman" w:cs="Times New Roman"/>
-          <w:sz w:val="24"/>
-          <w:szCs w:val="24"/>
-        </w:rPr>
-      </w:pPr>
-      <w:r>
-        <w:rPr>
-          <w:rFonts w:ascii="Times New Roman" w:hAnsi="Times New Roman" w:cs="Times New Roman"/>
-          <w:sz w:val="24"/>
-          <w:szCs w:val="24"/>
-        </w:rPr>
-        <w:t>Функции системы;</w:t>
-      </w:r>
-    </w:p>
-    <w:p>
-      <w:pPr>
-        <w:numPr>
-          <w:ilvl w:val="0"/>
-          <w:numId w:val="19"/>
-        </w:numPr>
-        <w:spacing w:after="0" w:line="360" w:lineRule="auto"/>
-        <w:jc w:val="both"/>
-        <w:rPr>
-          <w:rFonts w:ascii="Times New Roman" w:hAnsi="Times New Roman" w:cs="Times New Roman"/>
-          <w:sz w:val="24"/>
-          <w:szCs w:val="24"/>
-        </w:rPr>
-      </w:pPr>
-      <w:r>
-        <w:rPr>
-          <w:rFonts w:ascii="Times New Roman" w:hAnsi="Times New Roman" w:cs="Times New Roman"/>
-          <w:sz w:val="24"/>
-          <w:szCs w:val="24"/>
-        </w:rPr>
-        <w:t>Роли пользователей;</w:t>
-      </w:r>
-    </w:p>
-    <w:p>
-      <w:pPr>
-        <w:numPr>
-          <w:ilvl w:val="0"/>
-          <w:numId w:val="19"/>
-        </w:numPr>
-        <w:spacing w:after="0" w:line="360" w:lineRule="auto"/>
-        <w:jc w:val="both"/>
-        <w:rPr>
-          <w:rFonts w:ascii="Times New Roman" w:hAnsi="Times New Roman" w:cs="Times New Roman"/>
-          <w:sz w:val="24"/>
-          <w:szCs w:val="24"/>
-        </w:rPr>
-      </w:pPr>
-      <w:r>
-        <w:rPr>
-          <w:rFonts w:ascii="Times New Roman" w:hAnsi="Times New Roman" w:cs="Times New Roman"/>
-          <w:sz w:val="24"/>
-          <w:szCs w:val="24"/>
-        </w:rPr>
-        <w:t>Безопасность;</w:t>
-      </w:r>
-    </w:p>
-    <w:p>
-      <w:pPr>
-        <w:numPr>
-          <w:ilvl w:val="0"/>
-          <w:numId w:val="19"/>
-        </w:numPr>
-        <w:spacing w:after="0" w:line="360" w:lineRule="auto"/>
-        <w:jc w:val="both"/>
-        <w:rPr>
-          <w:rFonts w:ascii="Times New Roman" w:hAnsi="Times New Roman" w:cs="Times New Roman"/>
-          <w:sz w:val="24"/>
-          <w:szCs w:val="24"/>
-        </w:rPr>
-      </w:pPr>
-      <w:r>
-        <w:rPr>
-          <w:rFonts w:ascii="Times New Roman" w:hAnsi="Times New Roman" w:cs="Times New Roman"/>
-          <w:sz w:val="24"/>
-          <w:szCs w:val="24"/>
-        </w:rPr>
-        <w:t>Вывод.</w:t>
       </w:r>
     </w:p>
     <w:sectPr>
@@ -4356,6 +4619,155 @@
     </w:lvl>
   </w:abstractNum>
   <w:abstractNum w:abstractNumId="7" w15:restartNumberingAfterBreak="0">
+    <w:nsid w:val="19982347"/>
+    <w:multiLevelType w:val="multilevel"/>
+    <w:tmpl w:val="0602CA54"/>
+    <w:lvl w:ilvl="0">
+      <w:start w:val="1"/>
+      <w:numFmt w:val="bullet"/>
+      <w:lvlText w:val=""/>
+      <w:lvlJc w:val="left"/>
+      <w:pPr>
+        <w:tabs>
+          <w:tab w:val="num" w:pos="720"/>
+        </w:tabs>
+        <w:ind w:left="720" w:hanging="360"/>
+      </w:pPr>
+      <w:rPr>
+        <w:rFonts w:ascii="Symbol" w:hAnsi="Symbol" w:hint="default"/>
+        <w:sz w:val="20"/>
+      </w:rPr>
+    </w:lvl>
+    <w:lvl w:ilvl="1" w:tentative="1">
+      <w:start w:val="1"/>
+      <w:numFmt w:val="bullet"/>
+      <w:lvlText w:val="o"/>
+      <w:lvlJc w:val="left"/>
+      <w:pPr>
+        <w:tabs>
+          <w:tab w:val="num" w:pos="1440"/>
+        </w:tabs>
+        <w:ind w:left="1440" w:hanging="360"/>
+      </w:pPr>
+      <w:rPr>
+        <w:rFonts w:ascii="Courier New" w:hAnsi="Courier New" w:hint="default"/>
+        <w:sz w:val="20"/>
+      </w:rPr>
+    </w:lvl>
+    <w:lvl w:ilvl="2" w:tentative="1">
+      <w:start w:val="1"/>
+      <w:numFmt w:val="bullet"/>
+      <w:lvlText w:val=""/>
+      <w:lvlJc w:val="left"/>
+      <w:pPr>
+        <w:tabs>
+          <w:tab w:val="num" w:pos="2160"/>
+        </w:tabs>
+        <w:ind w:left="2160" w:hanging="360"/>
+      </w:pPr>
+      <w:rPr>
+        <w:rFonts w:ascii="Wingdings" w:hAnsi="Wingdings" w:hint="default"/>
+        <w:sz w:val="20"/>
+      </w:rPr>
+    </w:lvl>
+    <w:lvl w:ilvl="3" w:tentative="1">
+      <w:start w:val="1"/>
+      <w:numFmt w:val="bullet"/>
+      <w:lvlText w:val=""/>
+      <w:lvlJc w:val="left"/>
+      <w:pPr>
+        <w:tabs>
+          <w:tab w:val="num" w:pos="2880"/>
+        </w:tabs>
+        <w:ind w:left="2880" w:hanging="360"/>
+      </w:pPr>
+      <w:rPr>
+        <w:rFonts w:ascii="Wingdings" w:hAnsi="Wingdings" w:hint="default"/>
+        <w:sz w:val="20"/>
+      </w:rPr>
+    </w:lvl>
+    <w:lvl w:ilvl="4" w:tentative="1">
+      <w:start w:val="1"/>
+      <w:numFmt w:val="bullet"/>
+      <w:lvlText w:val=""/>
+      <w:lvlJc w:val="left"/>
+      <w:pPr>
+        <w:tabs>
+          <w:tab w:val="num" w:pos="3600"/>
+        </w:tabs>
+        <w:ind w:left="3600" w:hanging="360"/>
+      </w:pPr>
+      <w:rPr>
+        <w:rFonts w:ascii="Wingdings" w:hAnsi="Wingdings" w:hint="default"/>
+        <w:sz w:val="20"/>
+      </w:rPr>
+    </w:lvl>
+    <w:lvl w:ilvl="5" w:tentative="1">
+      <w:start w:val="1"/>
+      <w:numFmt w:val="bullet"/>
+      <w:lvlText w:val=""/>
+      <w:lvlJc w:val="left"/>
+      <w:pPr>
+        <w:tabs>
+          <w:tab w:val="num" w:pos="4320"/>
+        </w:tabs>
+        <w:ind w:left="4320" w:hanging="360"/>
+      </w:pPr>
+      <w:rPr>
+        <w:rFonts w:ascii="Wingdings" w:hAnsi="Wingdings" w:hint="default"/>
+        <w:sz w:val="20"/>
+      </w:rPr>
+    </w:lvl>
+    <w:lvl w:ilvl="6" w:tentative="1">
+      <w:start w:val="1"/>
+      <w:numFmt w:val="bullet"/>
+      <w:lvlText w:val=""/>
+      <w:lvlJc w:val="left"/>
+      <w:pPr>
+        <w:tabs>
+          <w:tab w:val="num" w:pos="5040"/>
+        </w:tabs>
+        <w:ind w:left="5040" w:hanging="360"/>
+      </w:pPr>
+      <w:rPr>
+        <w:rFonts w:ascii="Wingdings" w:hAnsi="Wingdings" w:hint="default"/>
+        <w:sz w:val="20"/>
+      </w:rPr>
+    </w:lvl>
+    <w:lvl w:ilvl="7" w:tentative="1">
+      <w:start w:val="1"/>
+      <w:numFmt w:val="bullet"/>
+      <w:lvlText w:val=""/>
+      <w:lvlJc w:val="left"/>
+      <w:pPr>
+        <w:tabs>
+          <w:tab w:val="num" w:pos="5760"/>
+        </w:tabs>
+        <w:ind w:left="5760" w:hanging="360"/>
+      </w:pPr>
+      <w:rPr>
+        <w:rFonts w:ascii="Wingdings" w:hAnsi="Wingdings" w:hint="default"/>
+        <w:sz w:val="20"/>
+      </w:rPr>
+    </w:lvl>
+    <w:lvl w:ilvl="8" w:tentative="1">
+      <w:start w:val="1"/>
+      <w:numFmt w:val="bullet"/>
+      <w:lvlText w:val=""/>
+      <w:lvlJc w:val="left"/>
+      <w:pPr>
+        <w:tabs>
+          <w:tab w:val="num" w:pos="6480"/>
+        </w:tabs>
+        <w:ind w:left="6480" w:hanging="360"/>
+      </w:pPr>
+      <w:rPr>
+        <w:rFonts w:ascii="Wingdings" w:hAnsi="Wingdings" w:hint="default"/>
+        <w:sz w:val="20"/>
+      </w:rPr>
+    </w:lvl>
+  </w:abstractNum>
+  <w:abstractNum w:abstractNumId="8" w15:restartNumberingAfterBreak="0">
     <w:nsid w:val="1D4A4CEB"/>
     <w:multiLevelType w:val="multilevel"/>
     <w:tmpl w:val="454826D0"/>
@@ -4504,7 +4916,7 @@
       </w:rPr>
     </w:lvl>
   </w:abstractNum>
-  <w:abstractNum w:abstractNumId="8" w15:restartNumberingAfterBreak="0">
+  <w:abstractNum w:abstractNumId="9" w15:restartNumberingAfterBreak="0">
     <w:nsid w:val="1DD07922"/>
     <w:multiLevelType w:val="multilevel"/>
     <w:tmpl w:val="D49CEAD4"/>
@@ -4653,7 +5065,7 @@
       </w:rPr>
     </w:lvl>
   </w:abstractNum>
-  <w:abstractNum w:abstractNumId="9" w15:restartNumberingAfterBreak="0">
+  <w:abstractNum w:abstractNumId="10" w15:restartNumberingAfterBreak="0">
     <w:nsid w:val="202275D5"/>
     <w:multiLevelType w:val="multilevel"/>
     <w:tmpl w:val="59766AD4"/>
@@ -4802,7 +5214,156 @@
       </w:rPr>
     </w:lvl>
   </w:abstractNum>
-  <w:abstractNum w:abstractNumId="10" w15:restartNumberingAfterBreak="0">
+  <w:abstractNum w:abstractNumId="11" w15:restartNumberingAfterBreak="0">
+    <w:nsid w:val="215D192F"/>
+    <w:multiLevelType w:val="multilevel"/>
+    <w:tmpl w:val="96861E70"/>
+    <w:lvl w:ilvl="0">
+      <w:start w:val="1"/>
+      <w:numFmt w:val="bullet"/>
+      <w:lvlText w:val=""/>
+      <w:lvlJc w:val="left"/>
+      <w:pPr>
+        <w:tabs>
+          <w:tab w:val="num" w:pos="720"/>
+        </w:tabs>
+        <w:ind w:left="720" w:hanging="360"/>
+      </w:pPr>
+      <w:rPr>
+        <w:rFonts w:ascii="Symbol" w:hAnsi="Symbol" w:hint="default"/>
+        <w:sz w:val="20"/>
+      </w:rPr>
+    </w:lvl>
+    <w:lvl w:ilvl="1" w:tentative="1">
+      <w:start w:val="1"/>
+      <w:numFmt w:val="bullet"/>
+      <w:lvlText w:val="o"/>
+      <w:lvlJc w:val="left"/>
+      <w:pPr>
+        <w:tabs>
+          <w:tab w:val="num" w:pos="1440"/>
+        </w:tabs>
+        <w:ind w:left="1440" w:hanging="360"/>
+      </w:pPr>
+      <w:rPr>
+        <w:rFonts w:ascii="Courier New" w:hAnsi="Courier New" w:hint="default"/>
+        <w:sz w:val="20"/>
+      </w:rPr>
+    </w:lvl>
+    <w:lvl w:ilvl="2" w:tentative="1">
+      <w:start w:val="1"/>
+      <w:numFmt w:val="bullet"/>
+      <w:lvlText w:val=""/>
+      <w:lvlJc w:val="left"/>
+      <w:pPr>
+        <w:tabs>
+          <w:tab w:val="num" w:pos="2160"/>
+        </w:tabs>
+        <w:ind w:left="2160" w:hanging="360"/>
+      </w:pPr>
+      <w:rPr>
+        <w:rFonts w:ascii="Wingdings" w:hAnsi="Wingdings" w:hint="default"/>
+        <w:sz w:val="20"/>
+      </w:rPr>
+    </w:lvl>
+    <w:lvl w:ilvl="3" w:tentative="1">
+      <w:start w:val="1"/>
+      <w:numFmt w:val="bullet"/>
+      <w:lvlText w:val=""/>
+      <w:lvlJc w:val="left"/>
+      <w:pPr>
+        <w:tabs>
+          <w:tab w:val="num" w:pos="2880"/>
+        </w:tabs>
+        <w:ind w:left="2880" w:hanging="360"/>
+      </w:pPr>
+      <w:rPr>
+        <w:rFonts w:ascii="Wingdings" w:hAnsi="Wingdings" w:hint="default"/>
+        <w:sz w:val="20"/>
+      </w:rPr>
+    </w:lvl>
+    <w:lvl w:ilvl="4" w:tentative="1">
+      <w:start w:val="1"/>
+      <w:numFmt w:val="bullet"/>
+      <w:lvlText w:val=""/>
+      <w:lvlJc w:val="left"/>
+      <w:pPr>
+        <w:tabs>
+          <w:tab w:val="num" w:pos="3600"/>
+        </w:tabs>
+        <w:ind w:left="3600" w:hanging="360"/>
+      </w:pPr>
+      <w:rPr>
+        <w:rFonts w:ascii="Wingdings" w:hAnsi="Wingdings" w:hint="default"/>
+        <w:sz w:val="20"/>
+      </w:rPr>
+    </w:lvl>
+    <w:lvl w:ilvl="5" w:tentative="1">
+      <w:start w:val="1"/>
+      <w:numFmt w:val="bullet"/>
+      <w:lvlText w:val=""/>
+      <w:lvlJc w:val="left"/>
+      <w:pPr>
+        <w:tabs>
+          <w:tab w:val="num" w:pos="4320"/>
+        </w:tabs>
+        <w:ind w:left="4320" w:hanging="360"/>
+      </w:pPr>
+      <w:rPr>
+        <w:rFonts w:ascii="Wingdings" w:hAnsi="Wingdings" w:hint="default"/>
+        <w:sz w:val="20"/>
+      </w:rPr>
+    </w:lvl>
+    <w:lvl w:ilvl="6" w:tentative="1">
+      <w:start w:val="1"/>
+      <w:numFmt w:val="bullet"/>
+      <w:lvlText w:val=""/>
+      <w:lvlJc w:val="left"/>
+      <w:pPr>
+        <w:tabs>
+          <w:tab w:val="num" w:pos="5040"/>
+        </w:tabs>
+        <w:ind w:left="5040" w:hanging="360"/>
+      </w:pPr>
+      <w:rPr>
+        <w:rFonts w:ascii="Wingdings" w:hAnsi="Wingdings" w:hint="default"/>
+        <w:sz w:val="20"/>
+      </w:rPr>
+    </w:lvl>
+    <w:lvl w:ilvl="7" w:tentative="1">
+      <w:start w:val="1"/>
+      <w:numFmt w:val="bullet"/>
+      <w:lvlText w:val=""/>
+      <w:lvlJc w:val="left"/>
+      <w:pPr>
+        <w:tabs>
+          <w:tab w:val="num" w:pos="5760"/>
+        </w:tabs>
+        <w:ind w:left="5760" w:hanging="360"/>
+      </w:pPr>
+      <w:rPr>
+        <w:rFonts w:ascii="Wingdings" w:hAnsi="Wingdings" w:hint="default"/>
+        <w:sz w:val="20"/>
+      </w:rPr>
+    </w:lvl>
+    <w:lvl w:ilvl="8" w:tentative="1">
+      <w:start w:val="1"/>
+      <w:numFmt w:val="bullet"/>
+      <w:lvlText w:val=""/>
+      <w:lvlJc w:val="left"/>
+      <w:pPr>
+        <w:tabs>
+          <w:tab w:val="num" w:pos="6480"/>
+        </w:tabs>
+        <w:ind w:left="6480" w:hanging="360"/>
+      </w:pPr>
+      <w:rPr>
+        <w:rFonts w:ascii="Wingdings" w:hAnsi="Wingdings" w:hint="default"/>
+        <w:sz w:val="20"/>
+      </w:rPr>
+    </w:lvl>
+  </w:abstractNum>
+  <w:abstractNum w:abstractNumId="12" w15:restartNumberingAfterBreak="0">
     <w:nsid w:val="339D4306"/>
     <w:multiLevelType w:val="multilevel"/>
     <w:tmpl w:val="FBD844B0"/>
@@ -4951,7 +5512,156 @@
       </w:rPr>
     </w:lvl>
   </w:abstractNum>
-  <w:abstractNum w:abstractNumId="11" w15:restartNumberingAfterBreak="0">
+  <w:abstractNum w:abstractNumId="13" w15:restartNumberingAfterBreak="0">
+    <w:nsid w:val="339F29AD"/>
+    <w:multiLevelType w:val="multilevel"/>
+    <w:tmpl w:val="FD88083A"/>
+    <w:lvl w:ilvl="0">
+      <w:start w:val="1"/>
+      <w:numFmt w:val="bullet"/>
+      <w:lvlText w:val=""/>
+      <w:lvlJc w:val="left"/>
+      <w:pPr>
+        <w:tabs>
+          <w:tab w:val="num" w:pos="720"/>
+        </w:tabs>
+        <w:ind w:left="720" w:hanging="360"/>
+      </w:pPr>
+      <w:rPr>
+        <w:rFonts w:ascii="Symbol" w:hAnsi="Symbol" w:hint="default"/>
+        <w:sz w:val="20"/>
+      </w:rPr>
+    </w:lvl>
+    <w:lvl w:ilvl="1" w:tentative="1">
+      <w:start w:val="1"/>
+      <w:numFmt w:val="bullet"/>
+      <w:lvlText w:val="o"/>
+      <w:lvlJc w:val="left"/>
+      <w:pPr>
+        <w:tabs>
+          <w:tab w:val="num" w:pos="1440"/>
+        </w:tabs>
+        <w:ind w:left="1440" w:hanging="360"/>
+      </w:pPr>
+      <w:rPr>
+        <w:rFonts w:ascii="Courier New" w:hAnsi="Courier New" w:hint="default"/>
+        <w:sz w:val="20"/>
+      </w:rPr>
+    </w:lvl>
+    <w:lvl w:ilvl="2" w:tentative="1">
+      <w:start w:val="1"/>
+      <w:numFmt w:val="bullet"/>
+      <w:lvlText w:val=""/>
+      <w:lvlJc w:val="left"/>
+      <w:pPr>
+        <w:tabs>
+          <w:tab w:val="num" w:pos="2160"/>
+        </w:tabs>
+        <w:ind w:left="2160" w:hanging="360"/>
+      </w:pPr>
+      <w:rPr>
+        <w:rFonts w:ascii="Wingdings" w:hAnsi="Wingdings" w:hint="default"/>
+        <w:sz w:val="20"/>
+      </w:rPr>
+    </w:lvl>
+    <w:lvl w:ilvl="3" w:tentative="1">
+      <w:start w:val="1"/>
+      <w:numFmt w:val="bullet"/>
+      <w:lvlText w:val=""/>
+      <w:lvlJc w:val="left"/>
+      <w:pPr>
+        <w:tabs>
+          <w:tab w:val="num" w:pos="2880"/>
+        </w:tabs>
+        <w:ind w:left="2880" w:hanging="360"/>
+      </w:pPr>
+      <w:rPr>
+        <w:rFonts w:ascii="Wingdings" w:hAnsi="Wingdings" w:hint="default"/>
+        <w:sz w:val="20"/>
+      </w:rPr>
+    </w:lvl>
+    <w:lvl w:ilvl="4" w:tentative="1">
+      <w:start w:val="1"/>
+      <w:numFmt w:val="bullet"/>
+      <w:lvlText w:val=""/>
+      <w:lvlJc w:val="left"/>
+      <w:pPr>
+        <w:tabs>
+          <w:tab w:val="num" w:pos="3600"/>
+        </w:tabs>
+        <w:ind w:left="3600" w:hanging="360"/>
+      </w:pPr>
+      <w:rPr>
+        <w:rFonts w:ascii="Wingdings" w:hAnsi="Wingdings" w:hint="default"/>
+        <w:sz w:val="20"/>
+      </w:rPr>
+    </w:lvl>
+    <w:lvl w:ilvl="5" w:tentative="1">
+      <w:start w:val="1"/>
+      <w:numFmt w:val="bullet"/>
+      <w:lvlText w:val=""/>
+      <w:lvlJc w:val="left"/>
+      <w:pPr>
+        <w:tabs>
+          <w:tab w:val="num" w:pos="4320"/>
+        </w:tabs>
+        <w:ind w:left="4320" w:hanging="360"/>
+      </w:pPr>
+      <w:rPr>
+        <w:rFonts w:ascii="Wingdings" w:hAnsi="Wingdings" w:hint="default"/>
+        <w:sz w:val="20"/>
+      </w:rPr>
+    </w:lvl>
+    <w:lvl w:ilvl="6" w:tentative="1">
+      <w:start w:val="1"/>
+      <w:numFmt w:val="bullet"/>
+      <w:lvlText w:val=""/>
+      <w:lvlJc w:val="left"/>
+      <w:pPr>
+        <w:tabs>
+          <w:tab w:val="num" w:pos="5040"/>
+        </w:tabs>
+        <w:ind w:left="5040" w:hanging="360"/>
+      </w:pPr>
+      <w:rPr>
+        <w:rFonts w:ascii="Wingdings" w:hAnsi="Wingdings" w:hint="default"/>
+        <w:sz w:val="20"/>
+      </w:rPr>
+    </w:lvl>
+    <w:lvl w:ilvl="7" w:tentative="1">
+      <w:start w:val="1"/>
+      <w:numFmt w:val="bullet"/>
+      <w:lvlText w:val=""/>
+      <w:lvlJc w:val="left"/>
+      <w:pPr>
+        <w:tabs>
+          <w:tab w:val="num" w:pos="5760"/>
+        </w:tabs>
+        <w:ind w:left="5760" w:hanging="360"/>
+      </w:pPr>
+      <w:rPr>
+        <w:rFonts w:ascii="Wingdings" w:hAnsi="Wingdings" w:hint="default"/>
+        <w:sz w:val="20"/>
+      </w:rPr>
+    </w:lvl>
+    <w:lvl w:ilvl="8" w:tentative="1">
+      <w:start w:val="1"/>
+      <w:numFmt w:val="bullet"/>
+      <w:lvlText w:val=""/>
+      <w:lvlJc w:val="left"/>
+      <w:pPr>
+        <w:tabs>
+          <w:tab w:val="num" w:pos="6480"/>
+        </w:tabs>
+        <w:ind w:left="6480" w:hanging="360"/>
+      </w:pPr>
+      <w:rPr>
+        <w:rFonts w:ascii="Wingdings" w:hAnsi="Wingdings" w:hint="default"/>
+        <w:sz w:val="20"/>
+      </w:rPr>
+    </w:lvl>
+  </w:abstractNum>
+  <w:abstractNum w:abstractNumId="14" w15:restartNumberingAfterBreak="0">
     <w:nsid w:val="35D974AF"/>
     <w:multiLevelType w:val="multilevel"/>
     <w:tmpl w:val="818A1188"/>
@@ -5100,7 +5810,7 @@
       </w:rPr>
     </w:lvl>
   </w:abstractNum>
-  <w:abstractNum w:abstractNumId="12" w15:restartNumberingAfterBreak="0">
+  <w:abstractNum w:abstractNumId="15" w15:restartNumberingAfterBreak="0">
     <w:nsid w:val="3CF25D69"/>
     <w:multiLevelType w:val="multilevel"/>
     <w:tmpl w:val="847288A6"/>
@@ -5249,7 +5959,7 @@
       </w:rPr>
     </w:lvl>
   </w:abstractNum>
-  <w:abstractNum w:abstractNumId="13" w15:restartNumberingAfterBreak="0">
+  <w:abstractNum w:abstractNumId="16" w15:restartNumberingAfterBreak="0">
     <w:nsid w:val="3E3654AE"/>
     <w:multiLevelType w:val="multilevel"/>
     <w:tmpl w:val="D49CF90C"/>
@@ -5398,7 +6108,7 @@
       </w:rPr>
     </w:lvl>
   </w:abstractNum>
-  <w:abstractNum w:abstractNumId="14" w15:restartNumberingAfterBreak="0">
+  <w:abstractNum w:abstractNumId="17" w15:restartNumberingAfterBreak="0">
     <w:nsid w:val="46EA3332"/>
     <w:multiLevelType w:val="multilevel"/>
     <w:tmpl w:val="A95A58D4"/>
@@ -5547,7 +6257,7 @@
       </w:rPr>
     </w:lvl>
   </w:abstractNum>
-  <w:abstractNum w:abstractNumId="15" w15:restartNumberingAfterBreak="0">
+  <w:abstractNum w:abstractNumId="18" w15:restartNumberingAfterBreak="0">
     <w:nsid w:val="476950F7"/>
     <w:multiLevelType w:val="multilevel"/>
     <w:tmpl w:val="D458CED8"/>
@@ -5696,7 +6406,7 @@
       </w:rPr>
     </w:lvl>
   </w:abstractNum>
-  <w:abstractNum w:abstractNumId="16" w15:restartNumberingAfterBreak="0">
+  <w:abstractNum w:abstractNumId="19" w15:restartNumberingAfterBreak="0">
     <w:nsid w:val="519E68EA"/>
     <w:multiLevelType w:val="multilevel"/>
     <w:tmpl w:val="31EEE456"/>
@@ -5845,7 +6555,7 @@
       </w:rPr>
     </w:lvl>
   </w:abstractNum>
-  <w:abstractNum w:abstractNumId="17" w15:restartNumberingAfterBreak="0">
+  <w:abstractNum w:abstractNumId="20" w15:restartNumberingAfterBreak="0">
     <w:nsid w:val="53517FFC"/>
     <w:multiLevelType w:val="multilevel"/>
     <w:tmpl w:val="8DCEB89C"/>
@@ -5994,7 +6704,7 @@
       </w:rPr>
     </w:lvl>
   </w:abstractNum>
-  <w:abstractNum w:abstractNumId="18" w15:restartNumberingAfterBreak="0">
+  <w:abstractNum w:abstractNumId="21" w15:restartNumberingAfterBreak="0">
     <w:nsid w:val="5AF53A28"/>
     <w:multiLevelType w:val="multilevel"/>
     <w:tmpl w:val="93464F7E"/>
@@ -6143,7 +6853,7 @@
       </w:rPr>
     </w:lvl>
   </w:abstractNum>
-  <w:abstractNum w:abstractNumId="19" w15:restartNumberingAfterBreak="0">
+  <w:abstractNum w:abstractNumId="22" w15:restartNumberingAfterBreak="0">
     <w:nsid w:val="615951BD"/>
     <w:multiLevelType w:val="multilevel"/>
     <w:tmpl w:val="2DAC894C"/>
@@ -6292,7 +7002,7 @@
       </w:rPr>
     </w:lvl>
   </w:abstractNum>
-  <w:abstractNum w:abstractNumId="20" w15:restartNumberingAfterBreak="0">
+  <w:abstractNum w:abstractNumId="23" w15:restartNumberingAfterBreak="0">
     <w:nsid w:val="625478FB"/>
     <w:multiLevelType w:val="multilevel"/>
     <w:tmpl w:val="00727DEE"/>
@@ -6405,7 +7115,7 @@
       </w:pPr>
     </w:lvl>
   </w:abstractNum>
-  <w:abstractNum w:abstractNumId="21" w15:restartNumberingAfterBreak="0">
+  <w:abstractNum w:abstractNumId="24" w15:restartNumberingAfterBreak="0">
     <w:nsid w:val="62BE6E1E"/>
     <w:multiLevelType w:val="multilevel"/>
     <w:tmpl w:val="8AB82F58"/>
@@ -6554,7 +7264,454 @@
       </w:rPr>
     </w:lvl>
   </w:abstractNum>
-  <w:abstractNum w:abstractNumId="22" w15:restartNumberingAfterBreak="0">
+  <w:abstractNum w:abstractNumId="25" w15:restartNumberingAfterBreak="0">
+    <w:nsid w:val="64F00BDC"/>
+    <w:multiLevelType w:val="multilevel"/>
+    <w:tmpl w:val="37AC396C"/>
+    <w:lvl w:ilvl="0">
+      <w:start w:val="1"/>
+      <w:numFmt w:val="bullet"/>
+      <w:lvlText w:val=""/>
+      <w:lvlJc w:val="left"/>
+      <w:pPr>
+        <w:tabs>
+          <w:tab w:val="num" w:pos="720"/>
+        </w:tabs>
+        <w:ind w:left="720" w:hanging="360"/>
+      </w:pPr>
+      <w:rPr>
+        <w:rFonts w:ascii="Symbol" w:hAnsi="Symbol" w:hint="default"/>
+        <w:sz w:val="20"/>
+      </w:rPr>
+    </w:lvl>
+    <w:lvl w:ilvl="1" w:tentative="1">
+      <w:start w:val="1"/>
+      <w:numFmt w:val="bullet"/>
+      <w:lvlText w:val="o"/>
+      <w:lvlJc w:val="left"/>
+      <w:pPr>
+        <w:tabs>
+          <w:tab w:val="num" w:pos="1440"/>
+        </w:tabs>
+        <w:ind w:left="1440" w:hanging="360"/>
+      </w:pPr>
+      <w:rPr>
+        <w:rFonts w:ascii="Courier New" w:hAnsi="Courier New" w:hint="default"/>
+        <w:sz w:val="20"/>
+      </w:rPr>
+    </w:lvl>
+    <w:lvl w:ilvl="2" w:tentative="1">
+      <w:start w:val="1"/>
+      <w:numFmt w:val="bullet"/>
+      <w:lvlText w:val=""/>
+      <w:lvlJc w:val="left"/>
+      <w:pPr>
+        <w:tabs>
+          <w:tab w:val="num" w:pos="2160"/>
+        </w:tabs>
+        <w:ind w:left="2160" w:hanging="360"/>
+      </w:pPr>
+      <w:rPr>
+        <w:rFonts w:ascii="Wingdings" w:hAnsi="Wingdings" w:hint="default"/>
+        <w:sz w:val="20"/>
+      </w:rPr>
+    </w:lvl>
+    <w:lvl w:ilvl="3" w:tentative="1">
+      <w:start w:val="1"/>
+      <w:numFmt w:val="bullet"/>
+      <w:lvlText w:val=""/>
+      <w:lvlJc w:val="left"/>
+      <w:pPr>
+        <w:tabs>
+          <w:tab w:val="num" w:pos="2880"/>
+        </w:tabs>
+        <w:ind w:left="2880" w:hanging="360"/>
+      </w:pPr>
+      <w:rPr>
+        <w:rFonts w:ascii="Wingdings" w:hAnsi="Wingdings" w:hint="default"/>
+        <w:sz w:val="20"/>
+      </w:rPr>
+    </w:lvl>
+    <w:lvl w:ilvl="4" w:tentative="1">
+      <w:start w:val="1"/>
+      <w:numFmt w:val="bullet"/>
+      <w:lvlText w:val=""/>
+      <w:lvlJc w:val="left"/>
+      <w:pPr>
+        <w:tabs>
+          <w:tab w:val="num" w:pos="3600"/>
+        </w:tabs>
+        <w:ind w:left="3600" w:hanging="360"/>
+      </w:pPr>
+      <w:rPr>
+        <w:rFonts w:ascii="Wingdings" w:hAnsi="Wingdings" w:hint="default"/>
+        <w:sz w:val="20"/>
+      </w:rPr>
+    </w:lvl>
+    <w:lvl w:ilvl="5" w:tentative="1">
+      <w:start w:val="1"/>
+      <w:numFmt w:val="bullet"/>
+      <w:lvlText w:val=""/>
+      <w:lvlJc w:val="left"/>
+      <w:pPr>
+        <w:tabs>
+          <w:tab w:val="num" w:pos="4320"/>
+        </w:tabs>
+        <w:ind w:left="4320" w:hanging="360"/>
+      </w:pPr>
+      <w:rPr>
+        <w:rFonts w:ascii="Wingdings" w:hAnsi="Wingdings" w:hint="default"/>
+        <w:sz w:val="20"/>
+      </w:rPr>
+    </w:lvl>
+    <w:lvl w:ilvl="6" w:tentative="1">
+      <w:start w:val="1"/>
+      <w:numFmt w:val="bullet"/>
+      <w:lvlText w:val=""/>
+      <w:lvlJc w:val="left"/>
+      <w:pPr>
+        <w:tabs>
+          <w:tab w:val="num" w:pos="5040"/>
+        </w:tabs>
+        <w:ind w:left="5040" w:hanging="360"/>
+      </w:pPr>
+      <w:rPr>
+        <w:rFonts w:ascii="Wingdings" w:hAnsi="Wingdings" w:hint="default"/>
+        <w:sz w:val="20"/>
+      </w:rPr>
+    </w:lvl>
+    <w:lvl w:ilvl="7" w:tentative="1">
+      <w:start w:val="1"/>
+      <w:numFmt w:val="bullet"/>
+      <w:lvlText w:val=""/>
+      <w:lvlJc w:val="left"/>
+      <w:pPr>
+        <w:tabs>
+          <w:tab w:val="num" w:pos="5760"/>
+        </w:tabs>
+        <w:ind w:left="5760" w:hanging="360"/>
+      </w:pPr>
+      <w:rPr>
+        <w:rFonts w:ascii="Wingdings" w:hAnsi="Wingdings" w:hint="default"/>
+        <w:sz w:val="20"/>
+      </w:rPr>
+    </w:lvl>
+    <w:lvl w:ilvl="8" w:tentative="1">
+      <w:start w:val="1"/>
+      <w:numFmt w:val="bullet"/>
+      <w:lvlText w:val=""/>
+      <w:lvlJc w:val="left"/>
+      <w:pPr>
+        <w:tabs>
+          <w:tab w:val="num" w:pos="6480"/>
+        </w:tabs>
+        <w:ind w:left="6480" w:hanging="360"/>
+      </w:pPr>
+      <w:rPr>
+        <w:rFonts w:ascii="Wingdings" w:hAnsi="Wingdings" w:hint="default"/>
+        <w:sz w:val="20"/>
+      </w:rPr>
+    </w:lvl>
+  </w:abstractNum>
+  <w:abstractNum w:abstractNumId="26" w15:restartNumberingAfterBreak="0">
+    <w:nsid w:val="68F72A83"/>
+    <w:multiLevelType w:val="multilevel"/>
+    <w:tmpl w:val="384C3506"/>
+    <w:lvl w:ilvl="0">
+      <w:start w:val="1"/>
+      <w:numFmt w:val="bullet"/>
+      <w:lvlText w:val=""/>
+      <w:lvlJc w:val="left"/>
+      <w:pPr>
+        <w:tabs>
+          <w:tab w:val="num" w:pos="720"/>
+        </w:tabs>
+        <w:ind w:left="720" w:hanging="360"/>
+      </w:pPr>
+      <w:rPr>
+        <w:rFonts w:ascii="Symbol" w:hAnsi="Symbol" w:hint="default"/>
+        <w:sz w:val="20"/>
+      </w:rPr>
+    </w:lvl>
+    <w:lvl w:ilvl="1" w:tentative="1">
+      <w:start w:val="1"/>
+      <w:numFmt w:val="bullet"/>
+      <w:lvlText w:val="o"/>
+      <w:lvlJc w:val="left"/>
+      <w:pPr>
+        <w:tabs>
+          <w:tab w:val="num" w:pos="1440"/>
+        </w:tabs>
+        <w:ind w:left="1440" w:hanging="360"/>
+      </w:pPr>
+      <w:rPr>
+        <w:rFonts w:ascii="Courier New" w:hAnsi="Courier New" w:hint="default"/>
+        <w:sz w:val="20"/>
+      </w:rPr>
+    </w:lvl>
+    <w:lvl w:ilvl="2" w:tentative="1">
+      <w:start w:val="1"/>
+      <w:numFmt w:val="bullet"/>
+      <w:lvlText w:val=""/>
+      <w:lvlJc w:val="left"/>
+      <w:pPr>
+        <w:tabs>
+          <w:tab w:val="num" w:pos="2160"/>
+        </w:tabs>
+        <w:ind w:left="2160" w:hanging="360"/>
+      </w:pPr>
+      <w:rPr>
+        <w:rFonts w:ascii="Wingdings" w:hAnsi="Wingdings" w:hint="default"/>
+        <w:sz w:val="20"/>
+      </w:rPr>
+    </w:lvl>
+    <w:lvl w:ilvl="3" w:tentative="1">
+      <w:start w:val="1"/>
+      <w:numFmt w:val="bullet"/>
+      <w:lvlText w:val=""/>
+      <w:lvlJc w:val="left"/>
+      <w:pPr>
+        <w:tabs>
+          <w:tab w:val="num" w:pos="2880"/>
+        </w:tabs>
+        <w:ind w:left="2880" w:hanging="360"/>
+      </w:pPr>
+      <w:rPr>
+        <w:rFonts w:ascii="Wingdings" w:hAnsi="Wingdings" w:hint="default"/>
+        <w:sz w:val="20"/>
+      </w:rPr>
+    </w:lvl>
+    <w:lvl w:ilvl="4" w:tentative="1">
+      <w:start w:val="1"/>
+      <w:numFmt w:val="bullet"/>
+      <w:lvlText w:val=""/>
+      <w:lvlJc w:val="left"/>
+      <w:pPr>
+        <w:tabs>
+          <w:tab w:val="num" w:pos="3600"/>
+        </w:tabs>
+        <w:ind w:left="3600" w:hanging="360"/>
+      </w:pPr>
+      <w:rPr>
+        <w:rFonts w:ascii="Wingdings" w:hAnsi="Wingdings" w:hint="default"/>
+        <w:sz w:val="20"/>
+      </w:rPr>
+    </w:lvl>
+    <w:lvl w:ilvl="5" w:tentative="1">
+      <w:start w:val="1"/>
+      <w:numFmt w:val="bullet"/>
+      <w:lvlText w:val=""/>
+      <w:lvlJc w:val="left"/>
+      <w:pPr>
+        <w:tabs>
+          <w:tab w:val="num" w:pos="4320"/>
+        </w:tabs>
+        <w:ind w:left="4320" w:hanging="360"/>
+      </w:pPr>
+      <w:rPr>
+        <w:rFonts w:ascii="Wingdings" w:hAnsi="Wingdings" w:hint="default"/>
+        <w:sz w:val="20"/>
+      </w:rPr>
+    </w:lvl>
+    <w:lvl w:ilvl="6" w:tentative="1">
+      <w:start w:val="1"/>
+      <w:numFmt w:val="bullet"/>
+      <w:lvlText w:val=""/>
+      <w:lvlJc w:val="left"/>
+      <w:pPr>
+        <w:tabs>
+          <w:tab w:val="num" w:pos="5040"/>
+        </w:tabs>
+        <w:ind w:left="5040" w:hanging="360"/>
+      </w:pPr>
+      <w:rPr>
+        <w:rFonts w:ascii="Wingdings" w:hAnsi="Wingdings" w:hint="default"/>
+        <w:sz w:val="20"/>
+      </w:rPr>
+    </w:lvl>
+    <w:lvl w:ilvl="7" w:tentative="1">
+      <w:start w:val="1"/>
+      <w:numFmt w:val="bullet"/>
+      <w:lvlText w:val=""/>
+      <w:lvlJc w:val="left"/>
+      <w:pPr>
+        <w:tabs>
+          <w:tab w:val="num" w:pos="5760"/>
+        </w:tabs>
+        <w:ind w:left="5760" w:hanging="360"/>
+      </w:pPr>
+      <w:rPr>
+        <w:rFonts w:ascii="Wingdings" w:hAnsi="Wingdings" w:hint="default"/>
+        <w:sz w:val="20"/>
+      </w:rPr>
+    </w:lvl>
+    <w:lvl w:ilvl="8" w:tentative="1">
+      <w:start w:val="1"/>
+      <w:numFmt w:val="bullet"/>
+      <w:lvlText w:val=""/>
+      <w:lvlJc w:val="left"/>
+      <w:pPr>
+        <w:tabs>
+          <w:tab w:val="num" w:pos="6480"/>
+        </w:tabs>
+        <w:ind w:left="6480" w:hanging="360"/>
+      </w:pPr>
+      <w:rPr>
+        <w:rFonts w:ascii="Wingdings" w:hAnsi="Wingdings" w:hint="default"/>
+        <w:sz w:val="20"/>
+      </w:rPr>
+    </w:lvl>
+  </w:abstractNum>
+  <w:abstractNum w:abstractNumId="27" w15:restartNumberingAfterBreak="0">
+    <w:nsid w:val="6A657EA3"/>
+    <w:multiLevelType w:val="multilevel"/>
+    <w:tmpl w:val="16980DD6"/>
+    <w:lvl w:ilvl="0">
+      <w:start w:val="1"/>
+      <w:numFmt w:val="bullet"/>
+      <w:lvlText w:val=""/>
+      <w:lvlJc w:val="left"/>
+      <w:pPr>
+        <w:tabs>
+          <w:tab w:val="num" w:pos="720"/>
+        </w:tabs>
+        <w:ind w:left="720" w:hanging="360"/>
+      </w:pPr>
+      <w:rPr>
+        <w:rFonts w:ascii="Symbol" w:hAnsi="Symbol" w:hint="default"/>
+        <w:sz w:val="20"/>
+      </w:rPr>
+    </w:lvl>
+    <w:lvl w:ilvl="1" w:tentative="1">
+      <w:start w:val="1"/>
+      <w:numFmt w:val="bullet"/>
+      <w:lvlText w:val="o"/>
+      <w:lvlJc w:val="left"/>
+      <w:pPr>
+        <w:tabs>
+          <w:tab w:val="num" w:pos="1440"/>
+        </w:tabs>
+        <w:ind w:left="1440" w:hanging="360"/>
+      </w:pPr>
+      <w:rPr>
+        <w:rFonts w:ascii="Courier New" w:hAnsi="Courier New" w:hint="default"/>
+        <w:sz w:val="20"/>
+      </w:rPr>
+    </w:lvl>
+    <w:lvl w:ilvl="2" w:tentative="1">
+      <w:start w:val="1"/>
+      <w:numFmt w:val="bullet"/>
+      <w:lvlText w:val=""/>
+      <w:lvlJc w:val="left"/>
+      <w:pPr>
+        <w:tabs>
+          <w:tab w:val="num" w:pos="2160"/>
+        </w:tabs>
+        <w:ind w:left="2160" w:hanging="360"/>
+      </w:pPr>
+      <w:rPr>
+        <w:rFonts w:ascii="Wingdings" w:hAnsi="Wingdings" w:hint="default"/>
+        <w:sz w:val="20"/>
+      </w:rPr>
+    </w:lvl>
+    <w:lvl w:ilvl="3" w:tentative="1">
+      <w:start w:val="1"/>
+      <w:numFmt w:val="bullet"/>
+      <w:lvlText w:val=""/>
+      <w:lvlJc w:val="left"/>
+      <w:pPr>
+        <w:tabs>
+          <w:tab w:val="num" w:pos="2880"/>
+        </w:tabs>
+        <w:ind w:left="2880" w:hanging="360"/>
+      </w:pPr>
+      <w:rPr>
+        <w:rFonts w:ascii="Wingdings" w:hAnsi="Wingdings" w:hint="default"/>
+        <w:sz w:val="20"/>
+      </w:rPr>
+    </w:lvl>
+    <w:lvl w:ilvl="4" w:tentative="1">
+      <w:start w:val="1"/>
+      <w:numFmt w:val="bullet"/>
+      <w:lvlText w:val=""/>
+      <w:lvlJc w:val="left"/>
+      <w:pPr>
+        <w:tabs>
+          <w:tab w:val="num" w:pos="3600"/>
+        </w:tabs>
+        <w:ind w:left="3600" w:hanging="360"/>
+      </w:pPr>
+      <w:rPr>
+        <w:rFonts w:ascii="Wingdings" w:hAnsi="Wingdings" w:hint="default"/>
+        <w:sz w:val="20"/>
+      </w:rPr>
+    </w:lvl>
+    <w:lvl w:ilvl="5" w:tentative="1">
+      <w:start w:val="1"/>
+      <w:numFmt w:val="bullet"/>
+      <w:lvlText w:val=""/>
+      <w:lvlJc w:val="left"/>
+      <w:pPr>
+        <w:tabs>
+          <w:tab w:val="num" w:pos="4320"/>
+        </w:tabs>
+        <w:ind w:left="4320" w:hanging="360"/>
+      </w:pPr>
+      <w:rPr>
+        <w:rFonts w:ascii="Wingdings" w:hAnsi="Wingdings" w:hint="default"/>
+        <w:sz w:val="20"/>
+      </w:rPr>
+    </w:lvl>
+    <w:lvl w:ilvl="6" w:tentative="1">
+      <w:start w:val="1"/>
+      <w:numFmt w:val="bullet"/>
+      <w:lvlText w:val=""/>
+      <w:lvlJc w:val="left"/>
+      <w:pPr>
+        <w:tabs>
+          <w:tab w:val="num" w:pos="5040"/>
+        </w:tabs>
+        <w:ind w:left="5040" w:hanging="360"/>
+      </w:pPr>
+      <w:rPr>
+        <w:rFonts w:ascii="Wingdings" w:hAnsi="Wingdings" w:hint="default"/>
+        <w:sz w:val="20"/>
+      </w:rPr>
+    </w:lvl>
+    <w:lvl w:ilvl="7" w:tentative="1">
+      <w:start w:val="1"/>
+      <w:numFmt w:val="bullet"/>
+      <w:lvlText w:val=""/>
+      <w:lvlJc w:val="left"/>
+      <w:pPr>
+        <w:tabs>
+          <w:tab w:val="num" w:pos="5760"/>
+        </w:tabs>
+        <w:ind w:left="5760" w:hanging="360"/>
+      </w:pPr>
+      <w:rPr>
+        <w:rFonts w:ascii="Wingdings" w:hAnsi="Wingdings" w:hint="default"/>
+        <w:sz w:val="20"/>
+      </w:rPr>
+    </w:lvl>
+    <w:lvl w:ilvl="8" w:tentative="1">
+      <w:start w:val="1"/>
+      <w:numFmt w:val="bullet"/>
+      <w:lvlText w:val=""/>
+      <w:lvlJc w:val="left"/>
+      <w:pPr>
+        <w:tabs>
+          <w:tab w:val="num" w:pos="6480"/>
+        </w:tabs>
+        <w:ind w:left="6480" w:hanging="360"/>
+      </w:pPr>
+      <w:rPr>
+        <w:rFonts w:ascii="Wingdings" w:hAnsi="Wingdings" w:hint="default"/>
+        <w:sz w:val="20"/>
+      </w:rPr>
+    </w:lvl>
+  </w:abstractNum>
+  <w:abstractNum w:abstractNumId="28" w15:restartNumberingAfterBreak="0">
     <w:nsid w:val="6ADF3D2B"/>
     <w:multiLevelType w:val="multilevel"/>
     <w:tmpl w:val="9DD6CCD0"/>
@@ -6703,7 +7860,7 @@
       </w:rPr>
     </w:lvl>
   </w:abstractNum>
-  <w:abstractNum w:abstractNumId="23" w15:restartNumberingAfterBreak="0">
+  <w:abstractNum w:abstractNumId="29" w15:restartNumberingAfterBreak="0">
     <w:nsid w:val="7FE95A9C"/>
     <w:multiLevelType w:val="multilevel"/>
     <w:tmpl w:val="97C4C5B6"/>
@@ -6853,43 +8010,43 @@
     </w:lvl>
   </w:abstractNum>
   <w:num w:numId="1" w16cid:durableId="1980262604">
-    <w:abstractNumId w:val="15"/>
+    <w:abstractNumId w:val="18"/>
   </w:num>
   <w:num w:numId="2" w16cid:durableId="1315722267">
-    <w:abstractNumId w:val="10"/>
+    <w:abstractNumId w:val="12"/>
   </w:num>
   <w:num w:numId="3" w16cid:durableId="1685135462">
-    <w:abstractNumId w:val="21"/>
+    <w:abstractNumId w:val="24"/>
   </w:num>
   <w:num w:numId="4" w16cid:durableId="502740429">
     <w:abstractNumId w:val="6"/>
   </w:num>
   <w:num w:numId="5" w16cid:durableId="2146435547">
-    <w:abstractNumId w:val="11"/>
+    <w:abstractNumId w:val="14"/>
   </w:num>
   <w:num w:numId="6" w16cid:durableId="29645257">
-    <w:abstractNumId w:val="18"/>
+    <w:abstractNumId w:val="21"/>
   </w:num>
   <w:num w:numId="7" w16cid:durableId="234824443">
-    <w:abstractNumId w:val="14"/>
+    <w:abstractNumId w:val="17"/>
   </w:num>
   <w:num w:numId="8" w16cid:durableId="1522355844">
-    <w:abstractNumId w:val="9"/>
+    <w:abstractNumId w:val="10"/>
   </w:num>
   <w:num w:numId="9" w16cid:durableId="1634022456">
-    <w:abstractNumId w:val="19"/>
+    <w:abstractNumId w:val="22"/>
   </w:num>
   <w:num w:numId="10" w16cid:durableId="1576162430">
     <w:abstractNumId w:val="4"/>
   </w:num>
   <w:num w:numId="11" w16cid:durableId="1975287481">
-    <w:abstractNumId w:val="13"/>
+    <w:abstractNumId w:val="16"/>
   </w:num>
   <w:num w:numId="12" w16cid:durableId="1398868268">
-    <w:abstractNumId w:val="17"/>
+    <w:abstractNumId w:val="20"/>
   </w:num>
   <w:num w:numId="13" w16cid:durableId="1138300909">
-    <w:abstractNumId w:val="7"/>
+    <w:abstractNumId w:val="8"/>
   </w:num>
   <w:num w:numId="14" w16cid:durableId="1186359522">
     <w:abstractNumId w:val="3"/>
@@ -6898,22 +8055,22 @@
     <w:abstractNumId w:val="0"/>
   </w:num>
   <w:num w:numId="16" w16cid:durableId="1675961721">
-    <w:abstractNumId w:val="22"/>
+    <w:abstractNumId w:val="28"/>
   </w:num>
   <w:num w:numId="17" w16cid:durableId="1911382622">
-    <w:abstractNumId w:val="12"/>
+    <w:abstractNumId w:val="15"/>
   </w:num>
   <w:num w:numId="18" w16cid:durableId="613946691">
+    <w:abstractNumId w:val="29"/>
+  </w:num>
+  <w:num w:numId="19" w16cid:durableId="1502895285">
     <w:abstractNumId w:val="23"/>
   </w:num>
-  <w:num w:numId="19" w16cid:durableId="1502895285">
-    <w:abstractNumId w:val="20"/>
-  </w:num>
   <w:num w:numId="20" w16cid:durableId="729113077">
-    <w:abstractNumId w:val="8"/>
+    <w:abstractNumId w:val="9"/>
   </w:num>
   <w:num w:numId="21" w16cid:durableId="842234891">
-    <w:abstractNumId w:val="16"/>
+    <w:abstractNumId w:val="19"/>
   </w:num>
   <w:num w:numId="22" w16cid:durableId="1488938575">
     <w:abstractNumId w:val="1"/>
@@ -6923,6 +8080,24 @@
   </w:num>
   <w:num w:numId="24" w16cid:durableId="1763993545">
     <w:abstractNumId w:val="2"/>
+  </w:num>
+  <w:num w:numId="25" w16cid:durableId="479157359">
+    <w:abstractNumId w:val="11"/>
+  </w:num>
+  <w:num w:numId="26" w16cid:durableId="647899901">
+    <w:abstractNumId w:val="27"/>
+  </w:num>
+  <w:num w:numId="27" w16cid:durableId="458183800">
+    <w:abstractNumId w:val="25"/>
+  </w:num>
+  <w:num w:numId="28" w16cid:durableId="1459912296">
+    <w:abstractNumId w:val="7"/>
+  </w:num>
+  <w:num w:numId="29" w16cid:durableId="2048141160">
+    <w:abstractNumId w:val="13"/>
+  </w:num>
+  <w:num w:numId="30" w16cid:durableId="1220089026">
+    <w:abstractNumId w:val="26"/>
   </w:num>
 </w:numbering>
 </file>
